--- a/docs/一种科学仿真语言路由器自动训练方法、系统、设备及存储介质.docx
+++ b/docs/一种科学仿真语言路由器自动训练方法、系统、设备及存储介质.docx
@@ -1829,1661 +1829,4 @@
     </w:sectPr>
   </w:body>
 </w:document>
-</file>
-
-<file path=word/comments.xml><?xml version="1.0" encoding="utf-8"?>
-<w:comments xmlns:wpc="http://schemas.microsoft.com/office/word/2010/wordprocessingCanvas" xmlns:mc="http://schemas.openxmlformats.org/markup-compatibility/2006" xmlns:o="urn:schemas-microsoft-com:office:office" xmlns:r="http://schemas.openxmlformats.org/officeDocument/2006/relationships" xmlns:m="http://schemas.openxmlformats.org/officeDocument/2006/math" xmlns:v="urn:schemas-microsoft-com:vml" xmlns:wp14="http://schemas.microsoft.com/office/word/2010/wordprocessingDrawing" xmlns:wp="http://schemas.openxmlformats.org/drawingml/2006/wordprocessingDrawing" xmlns:w="http://schemas.openxmlformats.org/wordprocessingml/2006/main" xmlns:w14="http://schemas.microsoft.com/office/word/2010/wordml" xmlns:w15="http://schemas.microsoft.com/office/word/2012/wordml" xmlns:w10="urn:schemas-microsoft-com:office:word" xmlns:wpg="http://schemas.microsoft.com/office/word/2010/wordprocessingGroup" xmlns:wpi="http://schemas.microsoft.com/office/word/2010/wordprocessingInk" xmlns:wne="http://schemas.microsoft.com/office/word/2006/wordml" xmlns:wps="http://schemas.microsoft.com/office/word/2010/wordprocessingShape" xmlns:wpsCustomData="http://www.wps.cn/officeDocument/2013/wpsCustomData" mc:Ignorable="w14 w15 wp14">
-  <w:comment w:id="0" w:author="ip" w:date="2025-04-10T15:22:00Z" w:initials="ip">
-    <w:p>
-      <w:pPr>
-        <w:pStyle w:val="5"/>
-        <w:rPr>
-          <w:lang w:val="en-US"/>
-        </w:rPr>
-      </w:pPr>
-      <w:r>
-        <w:rPr>
-          <w:rFonts w:hint="eastAsia"/>
-          <w:lang w:val="en-US"/>
-        </w:rPr>
-        <w:t>交底给出的现有技术问答模型训练方法似乎是对答案进行评估，而不是用于问题评估，所以没有将交底中给出的现有技术写在申请文件中</w:t>
-      </w:r>
-    </w:p>
-  </w:comment>
-</w:comments>
-</file>
-
-<file path=word/commentsExtended.xml><?xml version="1.0" encoding="utf-8"?>
-<w15:commentsEx xmlns:wpc="http://schemas.microsoft.com/office/word/2010/wordprocessingCanvas" xmlns:mc="http://schemas.openxmlformats.org/markup-compatibility/2006" xmlns:o="urn:schemas-microsoft-com:office:office" xmlns:r="http://schemas.openxmlformats.org/officeDocument/2006/relationships" xmlns:m="http://schemas.openxmlformats.org/officeDocument/2006/math" xmlns:v="urn:schemas-microsoft-com:vml" xmlns:wp14="http://schemas.microsoft.com/office/word/2010/wordprocessingDrawing" xmlns:wp="http://schemas.openxmlformats.org/drawingml/2006/wordprocessingDrawing" xmlns:w="http://schemas.openxmlformats.org/wordprocessingml/2006/main" xmlns:w14="http://schemas.microsoft.com/office/word/2010/wordml" xmlns:w15="http://schemas.microsoft.com/office/word/2012/wordml" xmlns:w10="urn:schemas-microsoft-com:office:word" xmlns:wpg="http://schemas.microsoft.com/office/word/2010/wordprocessingGroup" xmlns:wpi="http://schemas.microsoft.com/office/word/2010/wordprocessingInk" xmlns:wne="http://schemas.microsoft.com/office/word/2006/wordml" xmlns:wps="http://schemas.microsoft.com/office/word/2010/wordprocessingShape" xmlns:wpsCustomData="http://www.wps.cn/officeDocument/2013/wpsCustomData" mc:Ignorable="w14 w15 wp14">
-  <w15:commentEx w15:paraId="418F5C24" w15:done="0"/>
-</w15:commentsEx>
-</file>
-
-<file path=word/footer1.xml><?xml version="1.0" encoding="utf-8"?>
-<w:ftr xmlns:wpc="http://schemas.microsoft.com/office/word/2010/wordprocessingCanvas" xmlns:mc="http://schemas.openxmlformats.org/markup-compatibility/2006" xmlns:o="urn:schemas-microsoft-com:office:office" xmlns:r="http://schemas.openxmlformats.org/officeDocument/2006/relationships" xmlns:m="http://schemas.openxmlformats.org/officeDocument/2006/math" xmlns:v="urn:schemas-microsoft-com:vml" xmlns:wp14="http://schemas.microsoft.com/office/word/2010/wordprocessingDrawing" xmlns:wp="http://schemas.openxmlformats.org/drawingml/2006/wordprocessingDrawing" xmlns:w10="urn:schemas-microsoft-com:office:word" xmlns:w="http://schemas.openxmlformats.org/wordprocessingml/2006/main" xmlns:w14="http://schemas.microsoft.com/office/word/2010/wordml" xmlns:w15="http://schemas.microsoft.com/office/word/2012/wordml" xmlns:wpg="http://schemas.microsoft.com/office/word/2010/wordprocessingGroup" xmlns:wpi="http://schemas.microsoft.com/office/word/2010/wordprocessingInk" xmlns:wne="http://schemas.microsoft.com/office/word/2006/wordml" xmlns:wps="http://schemas.microsoft.com/office/word/2010/wordprocessingShape" xmlns:wpsCustomData="http://www.wps.cn/officeDocument/2013/wpsCustomData" mc:Ignorable="w14 w15 wp14">
-  <w:p>
-    <w:pPr>
-      <w:pStyle w:val="10"/>
-      <w:jc w:val="right"/>
-    </w:pPr>
-  </w:p>
-</w:ftr>
-</file>
-
-<file path=word/footer2.xml><?xml version="1.0" encoding="utf-8"?>
-<w:ftr xmlns:wpc="http://schemas.microsoft.com/office/word/2010/wordprocessingCanvas" xmlns:mc="http://schemas.openxmlformats.org/markup-compatibility/2006" xmlns:o="urn:schemas-microsoft-com:office:office" xmlns:r="http://schemas.openxmlformats.org/officeDocument/2006/relationships" xmlns:m="http://schemas.openxmlformats.org/officeDocument/2006/math" xmlns:v="urn:schemas-microsoft-com:vml" xmlns:wp14="http://schemas.microsoft.com/office/word/2010/wordprocessingDrawing" xmlns:wp="http://schemas.openxmlformats.org/drawingml/2006/wordprocessingDrawing" xmlns:w10="urn:schemas-microsoft-com:office:word" xmlns:w="http://schemas.openxmlformats.org/wordprocessingml/2006/main" xmlns:w14="http://schemas.microsoft.com/office/word/2010/wordml" xmlns:w15="http://schemas.microsoft.com/office/word/2012/wordml" xmlns:wpg="http://schemas.microsoft.com/office/word/2010/wordprocessingGroup" xmlns:wpi="http://schemas.microsoft.com/office/word/2010/wordprocessingInk" xmlns:wne="http://schemas.microsoft.com/office/word/2006/wordml" xmlns:wps="http://schemas.microsoft.com/office/word/2010/wordprocessingShape" xmlns:wpsCustomData="http://www.wps.cn/officeDocument/2013/wpsCustomData" mc:Ignorable="w14 w15 wp14">
-  <w:p>
-    <w:pPr>
-      <w:pStyle w:val="10"/>
-      <w:framePr w:wrap="around" w:vAnchor="text" w:hAnchor="margin" w:xAlign="center" w:y="1"/>
-      <w:rPr>
-        <w:rStyle w:val="16"/>
-      </w:rPr>
-    </w:pPr>
-    <w:r>
-      <w:rPr>
-        <w:rStyle w:val="16"/>
-      </w:rPr>
-      <w:fldChar w:fldCharType="begin"/>
-    </w:r>
-    <w:r>
-      <w:rPr>
-        <w:rStyle w:val="16"/>
-      </w:rPr>
-      <w:instrText xml:space="preserve">PAGE  </w:instrText>
-    </w:r>
-    <w:r>
-      <w:rPr>
-        <w:rStyle w:val="16"/>
-      </w:rPr>
-      <w:fldChar w:fldCharType="end"/>
-    </w:r>
-  </w:p>
-  <w:p>
-    <w:pPr>
-      <w:pStyle w:val="10"/>
-    </w:pPr>
-  </w:p>
-</w:ftr>
-</file>
-
-<file path=word/footer3.xml><?xml version="1.0" encoding="utf-8"?>
-<w:ftr xmlns:wpc="http://schemas.microsoft.com/office/word/2010/wordprocessingCanvas" xmlns:mc="http://schemas.openxmlformats.org/markup-compatibility/2006" xmlns:o="urn:schemas-microsoft-com:office:office" xmlns:r="http://schemas.openxmlformats.org/officeDocument/2006/relationships" xmlns:m="http://schemas.openxmlformats.org/officeDocument/2006/math" xmlns:v="urn:schemas-microsoft-com:vml" xmlns:wp14="http://schemas.microsoft.com/office/word/2010/wordprocessingDrawing" xmlns:wp="http://schemas.openxmlformats.org/drawingml/2006/wordprocessingDrawing" xmlns:w10="urn:schemas-microsoft-com:office:word" xmlns:w="http://schemas.openxmlformats.org/wordprocessingml/2006/main" xmlns:w14="http://schemas.microsoft.com/office/word/2010/wordml" xmlns:w15="http://schemas.microsoft.com/office/word/2012/wordml" xmlns:wpg="http://schemas.microsoft.com/office/word/2010/wordprocessingGroup" xmlns:wpi="http://schemas.microsoft.com/office/word/2010/wordprocessingInk" xmlns:wne="http://schemas.microsoft.com/office/word/2006/wordml" xmlns:wps="http://schemas.microsoft.com/office/word/2010/wordprocessingShape" xmlns:wpsCustomData="http://www.wps.cn/officeDocument/2013/wpsCustomData" mc:Ignorable="w14 w15 wp14">
-  <w:p>
-    <w:pPr>
-      <w:pStyle w:val="10"/>
-    </w:pPr>
-  </w:p>
-</w:ftr>
-</file>
-
-<file path=word/footer4.xml><?xml version="1.0" encoding="utf-8"?>
-<w:ftr xmlns:wpc="http://schemas.microsoft.com/office/word/2010/wordprocessingCanvas" xmlns:mc="http://schemas.openxmlformats.org/markup-compatibility/2006" xmlns:o="urn:schemas-microsoft-com:office:office" xmlns:r="http://schemas.openxmlformats.org/officeDocument/2006/relationships" xmlns:m="http://schemas.openxmlformats.org/officeDocument/2006/math" xmlns:v="urn:schemas-microsoft-com:vml" xmlns:wp14="http://schemas.microsoft.com/office/word/2010/wordprocessingDrawing" xmlns:wp="http://schemas.openxmlformats.org/drawingml/2006/wordprocessingDrawing" xmlns:w10="urn:schemas-microsoft-com:office:word" xmlns:w="http://schemas.openxmlformats.org/wordprocessingml/2006/main" xmlns:w14="http://schemas.microsoft.com/office/word/2010/wordml" xmlns:w15="http://schemas.microsoft.com/office/word/2012/wordml" xmlns:wpg="http://schemas.microsoft.com/office/word/2010/wordprocessingGroup" xmlns:wpi="http://schemas.microsoft.com/office/word/2010/wordprocessingInk" xmlns:wne="http://schemas.microsoft.com/office/word/2006/wordml" xmlns:wps="http://schemas.microsoft.com/office/word/2010/wordprocessingShape" xmlns:wpsCustomData="http://www.wps.cn/officeDocument/2013/wpsCustomData" mc:Ignorable="w14 w15 wp14">
-  <w:p>
-    <w:pPr>
-      <w:pStyle w:val="10"/>
-      <w:jc w:val="center"/>
-    </w:pPr>
-    <w:r>
-      <w:rPr>
-        <w:rStyle w:val="16"/>
-      </w:rPr>
-      <w:fldChar w:fldCharType="begin"/>
-    </w:r>
-    <w:r>
-      <w:rPr>
-        <w:rStyle w:val="16"/>
-      </w:rPr>
-      <w:instrText xml:space="preserve"> PAGE </w:instrText>
-    </w:r>
-    <w:r>
-      <w:rPr>
-        <w:rStyle w:val="16"/>
-      </w:rPr>
-      <w:fldChar w:fldCharType="separate"/>
-    </w:r>
-    <w:r>
-      <w:rPr>
-        <w:rStyle w:val="16"/>
-      </w:rPr>
-      <w:t>1</w:t>
-    </w:r>
-    <w:r>
-      <w:rPr>
-        <w:rStyle w:val="16"/>
-      </w:rPr>
-      <w:fldChar w:fldCharType="end"/>
-    </w:r>
-  </w:p>
-</w:ftr>
-</file>
-
-<file path=word/footer5.xml><?xml version="1.0" encoding="utf-8"?>
-<w:ftr xmlns:wpc="http://schemas.microsoft.com/office/word/2010/wordprocessingCanvas" xmlns:mc="http://schemas.openxmlformats.org/markup-compatibility/2006" xmlns:o="urn:schemas-microsoft-com:office:office" xmlns:r="http://schemas.openxmlformats.org/officeDocument/2006/relationships" xmlns:m="http://schemas.openxmlformats.org/officeDocument/2006/math" xmlns:v="urn:schemas-microsoft-com:vml" xmlns:wp14="http://schemas.microsoft.com/office/word/2010/wordprocessingDrawing" xmlns:wp="http://schemas.openxmlformats.org/drawingml/2006/wordprocessingDrawing" xmlns:w10="urn:schemas-microsoft-com:office:word" xmlns:w="http://schemas.openxmlformats.org/wordprocessingml/2006/main" xmlns:w14="http://schemas.microsoft.com/office/word/2010/wordml" xmlns:w15="http://schemas.microsoft.com/office/word/2012/wordml" xmlns:wpg="http://schemas.microsoft.com/office/word/2010/wordprocessingGroup" xmlns:wpi="http://schemas.microsoft.com/office/word/2010/wordprocessingInk" xmlns:wne="http://schemas.microsoft.com/office/word/2006/wordml" xmlns:wps="http://schemas.microsoft.com/office/word/2010/wordprocessingShape" xmlns:wpsCustomData="http://www.wps.cn/officeDocument/2013/wpsCustomData" mc:Ignorable="w14 w15 wp14">
-  <w:p>
-    <w:pPr>
-      <w:pStyle w:val="10"/>
-      <w:jc w:val="center"/>
-    </w:pPr>
-    <w:r>
-      <w:rPr>
-        <w:rStyle w:val="16"/>
-      </w:rPr>
-      <w:fldChar w:fldCharType="begin"/>
-    </w:r>
-    <w:r>
-      <w:rPr>
-        <w:rStyle w:val="16"/>
-      </w:rPr>
-      <w:instrText xml:space="preserve"> PAGE </w:instrText>
-    </w:r>
-    <w:r>
-      <w:rPr>
-        <w:rStyle w:val="16"/>
-      </w:rPr>
-      <w:fldChar w:fldCharType="separate"/>
-    </w:r>
-    <w:r>
-      <w:rPr>
-        <w:rStyle w:val="16"/>
-      </w:rPr>
-      <w:t>2</w:t>
-    </w:r>
-    <w:r>
-      <w:rPr>
-        <w:rStyle w:val="16"/>
-      </w:rPr>
-      <w:fldChar w:fldCharType="end"/>
-    </w:r>
-  </w:p>
-</w:ftr>
-</file>
-
-<file path=word/footer6.xml><?xml version="1.0" encoding="utf-8"?>
-<w:ftr xmlns:wpc="http://schemas.microsoft.com/office/word/2010/wordprocessingCanvas" xmlns:mc="http://schemas.openxmlformats.org/markup-compatibility/2006" xmlns:o="urn:schemas-microsoft-com:office:office" xmlns:r="http://schemas.openxmlformats.org/officeDocument/2006/relationships" xmlns:m="http://schemas.openxmlformats.org/officeDocument/2006/math" xmlns:v="urn:schemas-microsoft-com:vml" xmlns:wp14="http://schemas.microsoft.com/office/word/2010/wordprocessingDrawing" xmlns:wp="http://schemas.openxmlformats.org/drawingml/2006/wordprocessingDrawing" xmlns:w10="urn:schemas-microsoft-com:office:word" xmlns:w="http://schemas.openxmlformats.org/wordprocessingml/2006/main" xmlns:w14="http://schemas.microsoft.com/office/word/2010/wordml" xmlns:w15="http://schemas.microsoft.com/office/word/2012/wordml" xmlns:wpg="http://schemas.microsoft.com/office/word/2010/wordprocessingGroup" xmlns:wpi="http://schemas.microsoft.com/office/word/2010/wordprocessingInk" xmlns:wne="http://schemas.microsoft.com/office/word/2006/wordml" xmlns:wps="http://schemas.microsoft.com/office/word/2010/wordprocessingShape" xmlns:wpsCustomData="http://www.wps.cn/officeDocument/2013/wpsCustomData" mc:Ignorable="w14 w15 wp14">
-  <w:p>
-    <w:pPr>
-      <w:pStyle w:val="10"/>
-      <w:jc w:val="center"/>
-    </w:pPr>
-    <w:r>
-      <w:rPr>
-        <w:rStyle w:val="16"/>
-      </w:rPr>
-      <w:fldChar w:fldCharType="begin"/>
-    </w:r>
-    <w:r>
-      <w:rPr>
-        <w:rStyle w:val="16"/>
-      </w:rPr>
-      <w:instrText xml:space="preserve"> PAGE </w:instrText>
-    </w:r>
-    <w:r>
-      <w:rPr>
-        <w:rStyle w:val="16"/>
-      </w:rPr>
-      <w:fldChar w:fldCharType="separate"/>
-    </w:r>
-    <w:r>
-      <w:rPr>
-        <w:rStyle w:val="16"/>
-      </w:rPr>
-      <w:t>1</w:t>
-    </w:r>
-    <w:r>
-      <w:rPr>
-        <w:rStyle w:val="16"/>
-      </w:rPr>
-      <w:fldChar w:fldCharType="end"/>
-    </w:r>
-  </w:p>
-</w:ftr>
-</file>
-
-<file path=word/header1.xml><?xml version="1.0" encoding="utf-8"?>
-<w:hdr xmlns:wpc="http://schemas.microsoft.com/office/word/2010/wordprocessingCanvas" xmlns:mc="http://schemas.openxmlformats.org/markup-compatibility/2006" xmlns:o="urn:schemas-microsoft-com:office:office" xmlns:r="http://schemas.openxmlformats.org/officeDocument/2006/relationships" xmlns:m="http://schemas.openxmlformats.org/officeDocument/2006/math" xmlns:v="urn:schemas-microsoft-com:vml" xmlns:wp14="http://schemas.microsoft.com/office/word/2010/wordprocessingDrawing" xmlns:wp="http://schemas.openxmlformats.org/drawingml/2006/wordprocessingDrawing" xmlns:w10="urn:schemas-microsoft-com:office:word" xmlns:w="http://schemas.openxmlformats.org/wordprocessingml/2006/main" xmlns:w14="http://schemas.microsoft.com/office/word/2010/wordml" xmlns:w15="http://schemas.microsoft.com/office/word/2012/wordml" xmlns:wpg="http://schemas.microsoft.com/office/word/2010/wordprocessingGroup" xmlns:wpi="http://schemas.microsoft.com/office/word/2010/wordprocessingInk" xmlns:wne="http://schemas.microsoft.com/office/word/2006/wordml" xmlns:wps="http://schemas.microsoft.com/office/word/2010/wordprocessingShape" xmlns:wpsCustomData="http://www.wps.cn/officeDocument/2013/wpsCustomData" mc:Ignorable="w14 w15 wp14">
-  <w:p>
-    <w:pPr>
-      <w:pStyle w:val="11"/>
-    </w:pPr>
-  </w:p>
-</w:hdr>
-</file>
-
-<file path=word/header2.xml><?xml version="1.0" encoding="utf-8"?>
-<w:hdr xmlns:wpc="http://schemas.microsoft.com/office/word/2010/wordprocessingCanvas" xmlns:mc="http://schemas.openxmlformats.org/markup-compatibility/2006" xmlns:o="urn:schemas-microsoft-com:office:office" xmlns:r="http://schemas.openxmlformats.org/officeDocument/2006/relationships" xmlns:m="http://schemas.openxmlformats.org/officeDocument/2006/math" xmlns:v="urn:schemas-microsoft-com:vml" xmlns:wp14="http://schemas.microsoft.com/office/word/2010/wordprocessingDrawing" xmlns:wp="http://schemas.openxmlformats.org/drawingml/2006/wordprocessingDrawing" xmlns:w10="urn:schemas-microsoft-com:office:word" xmlns:w="http://schemas.openxmlformats.org/wordprocessingml/2006/main" xmlns:w14="http://schemas.microsoft.com/office/word/2010/wordml" xmlns:w15="http://schemas.microsoft.com/office/word/2012/wordml" xmlns:wpg="http://schemas.microsoft.com/office/word/2010/wordprocessingGroup" xmlns:wpi="http://schemas.microsoft.com/office/word/2010/wordprocessingInk" xmlns:wne="http://schemas.microsoft.com/office/word/2006/wordml" xmlns:wps="http://schemas.microsoft.com/office/word/2010/wordprocessingShape" xmlns:wpsCustomData="http://www.wps.cn/officeDocument/2013/wpsCustomData" mc:Ignorable="w14 w15 wp14">
-  <w:p>
-    <w:pPr>
-      <w:pStyle w:val="11"/>
-    </w:pPr>
-  </w:p>
-</w:hdr>
-</file>
-
-<file path=word/header3.xml><?xml version="1.0" encoding="utf-8"?>
-<w:hdr xmlns:wpc="http://schemas.microsoft.com/office/word/2010/wordprocessingCanvas" xmlns:mc="http://schemas.openxmlformats.org/markup-compatibility/2006" xmlns:o="urn:schemas-microsoft-com:office:office" xmlns:r="http://schemas.openxmlformats.org/officeDocument/2006/relationships" xmlns:m="http://schemas.openxmlformats.org/officeDocument/2006/math" xmlns:v="urn:schemas-microsoft-com:vml" xmlns:wp14="http://schemas.microsoft.com/office/word/2010/wordprocessingDrawing" xmlns:wp="http://schemas.openxmlformats.org/drawingml/2006/wordprocessingDrawing" xmlns:w10="urn:schemas-microsoft-com:office:word" xmlns:w="http://schemas.openxmlformats.org/wordprocessingml/2006/main" xmlns:w14="http://schemas.microsoft.com/office/word/2010/wordml" xmlns:w15="http://schemas.microsoft.com/office/word/2012/wordml" xmlns:wpg="http://schemas.microsoft.com/office/word/2010/wordprocessingGroup" xmlns:wpi="http://schemas.microsoft.com/office/word/2010/wordprocessingInk" xmlns:wne="http://schemas.microsoft.com/office/word/2006/wordml" xmlns:wps="http://schemas.microsoft.com/office/word/2010/wordprocessingShape" xmlns:wpsCustomData="http://www.wps.cn/officeDocument/2013/wpsCustomData" mc:Ignorable="w14 w15 wp14">
-  <w:p>
-    <w:pPr>
-      <w:pStyle w:val="11"/>
-    </w:pPr>
-  </w:p>
-</w:hdr>
-</file>
-
-<file path=word/numbering.xml><?xml version="1.0" encoding="utf-8"?>
-<w:numbering xmlns:wpc="http://schemas.microsoft.com/office/word/2010/wordprocessingCanvas" xmlns:mc="http://schemas.openxmlformats.org/markup-compatibility/2006" xmlns:o="urn:schemas-microsoft-com:office:office" xmlns:r="http://schemas.openxmlformats.org/officeDocument/2006/relationships" xmlns:m="http://schemas.openxmlformats.org/officeDocument/2006/math" xmlns:v="urn:schemas-microsoft-com:vml" xmlns:wp14="http://schemas.microsoft.com/office/word/2010/wordprocessingDrawing" xmlns:wp="http://schemas.openxmlformats.org/drawingml/2006/wordprocessingDrawing" xmlns:w10="urn:schemas-microsoft-com:office:word" xmlns:w="http://schemas.openxmlformats.org/wordprocessingml/2006/main" xmlns:w14="http://schemas.microsoft.com/office/word/2010/wordml" xmlns:wpg="http://schemas.microsoft.com/office/word/2010/wordprocessingGroup" xmlns:wpi="http://schemas.microsoft.com/office/word/2010/wordprocessingInk" xmlns:wne="http://schemas.microsoft.com/office/word/2006/wordml" xmlns:wps="http://schemas.microsoft.com/office/word/2010/wordprocessingShape" xmlns:wpsCustomData="http://www.wps.cn/officeDocument/2013/wpsCustomData" mc:Ignorable="w14 wp14">
-  <w:abstractNum w:abstractNumId="0">
-    <w:nsid w:val="42FE570A"/>
-    <w:multiLevelType w:val="multilevel"/>
-    <w:tmpl w:val="42FE570A"/>
-    <w:lvl w:ilvl="0" w:tentative="0">
-      <w:start w:val="1"/>
-      <w:numFmt w:val="decimal"/>
-      <w:suff w:val="nothing"/>
-      <w:lvlText w:val="%1  "/>
-      <w:lvlJc w:val="left"/>
-      <w:pPr>
-        <w:ind w:left="0" w:firstLine="0"/>
-      </w:pPr>
-      <w:rPr>
-        <w:rFonts w:hint="default" w:ascii="Arial" w:hAnsi="Arial" w:eastAsia="黑体"/>
-        <w:b w:val="0"/>
-        <w:i w:val="0"/>
-        <w:sz w:val="36"/>
-        <w:szCs w:val="36"/>
-      </w:rPr>
-    </w:lvl>
-    <w:lvl w:ilvl="1" w:tentative="0">
-      <w:start w:val="1"/>
-      <w:numFmt w:val="decimal"/>
-      <w:suff w:val="nothing"/>
-      <w:lvlText w:val="%1.%2  "/>
-      <w:lvlJc w:val="left"/>
-      <w:pPr>
-        <w:ind w:left="0" w:firstLine="0"/>
-      </w:pPr>
-      <w:rPr>
-        <w:rFonts w:hint="default" w:ascii="Arial" w:hAnsi="Arial"/>
-        <w:b w:val="0"/>
-        <w:i w:val="0"/>
-        <w:sz w:val="30"/>
-        <w:szCs w:val="30"/>
-      </w:rPr>
-    </w:lvl>
-    <w:lvl w:ilvl="2" w:tentative="0">
-      <w:start w:val="1"/>
-      <w:numFmt w:val="decimal"/>
-      <w:suff w:val="nothing"/>
-      <w:lvlText w:val="%1.%2.%3  "/>
-      <w:lvlJc w:val="left"/>
-      <w:pPr>
-        <w:ind w:left="0" w:firstLine="0"/>
-      </w:pPr>
-      <w:rPr>
-        <w:rFonts w:hint="default" w:ascii="Arial" w:hAnsi="Arial"/>
-        <w:b w:val="0"/>
-        <w:i w:val="0"/>
-        <w:sz w:val="24"/>
-        <w:szCs w:val="24"/>
-      </w:rPr>
-    </w:lvl>
-    <w:lvl w:ilvl="3" w:tentative="0">
-      <w:start w:val="1"/>
-      <w:numFmt w:val="decimal"/>
-      <w:suff w:val="nothing"/>
-      <w:lvlText w:val="%1.%2.%3.%4  "/>
-      <w:lvlJc w:val="left"/>
-      <w:pPr>
-        <w:ind w:left="0" w:firstLine="0"/>
-      </w:pPr>
-      <w:rPr>
-        <w:rFonts w:hint="default" w:ascii="Arial" w:hAnsi="Arial"/>
-        <w:b w:val="0"/>
-        <w:i w:val="0"/>
-        <w:sz w:val="21"/>
-        <w:szCs w:val="21"/>
-      </w:rPr>
-    </w:lvl>
-    <w:lvl w:ilvl="4" w:tentative="0">
-      <w:start w:val="1"/>
-      <w:numFmt w:val="decimal"/>
-      <w:lvlText w:val="%5."/>
-      <w:lvlJc w:val="left"/>
-      <w:pPr>
-        <w:tabs>
-          <w:tab w:val="left" w:pos="1134"/>
-        </w:tabs>
-        <w:ind w:left="1134" w:hanging="312"/>
-      </w:pPr>
-      <w:rPr>
-        <w:rFonts w:hint="default" w:ascii="Arial" w:hAnsi="Arial"/>
-        <w:b w:val="0"/>
-        <w:i w:val="0"/>
-        <w:sz w:val="21"/>
-        <w:szCs w:val="21"/>
-      </w:rPr>
-    </w:lvl>
-    <w:lvl w:ilvl="5" w:tentative="0">
-      <w:start w:val="1"/>
-      <w:numFmt w:val="decimal"/>
-      <w:lvlText w:val="%6)"/>
-      <w:lvlJc w:val="left"/>
-      <w:pPr>
-        <w:tabs>
-          <w:tab w:val="left" w:pos="1134"/>
-        </w:tabs>
-        <w:ind w:left="1134" w:hanging="312"/>
-      </w:pPr>
-      <w:rPr>
-        <w:rFonts w:hint="default" w:ascii="Arial" w:hAnsi="Arial"/>
-        <w:b w:val="0"/>
-        <w:i w:val="0"/>
-        <w:sz w:val="21"/>
-        <w:szCs w:val="21"/>
-      </w:rPr>
-    </w:lvl>
-    <w:lvl w:ilvl="6" w:tentative="0">
-      <w:start w:val="1"/>
-      <w:numFmt w:val="lowerLetter"/>
-      <w:lvlText w:val="%7."/>
-      <w:lvlJc w:val="left"/>
-      <w:pPr>
-        <w:tabs>
-          <w:tab w:val="left" w:pos="1134"/>
-        </w:tabs>
-        <w:ind w:left="1134" w:hanging="312"/>
-      </w:pPr>
-      <w:rPr>
-        <w:rFonts w:hint="default" w:ascii="Arial" w:hAnsi="Arial"/>
-        <w:b w:val="0"/>
-        <w:i w:val="0"/>
-        <w:sz w:val="21"/>
-        <w:szCs w:val="21"/>
-      </w:rPr>
-    </w:lvl>
-    <w:lvl w:ilvl="7" w:tentative="0">
-      <w:start w:val="1"/>
-      <w:numFmt w:val="decimal"/>
-      <w:lvlRestart w:val="0"/>
-      <w:pStyle w:val="22"/>
-      <w:suff w:val="space"/>
-      <w:lvlText w:val="图%8"/>
-      <w:lvlJc w:val="center"/>
-      <w:pPr>
-        <w:ind w:left="0" w:firstLine="0"/>
-      </w:pPr>
-      <w:rPr>
-        <w:rFonts w:hint="default" w:ascii="Arial" w:hAnsi="Arial" w:eastAsia="黑体"/>
-        <w:b w:val="0"/>
-        <w:i w:val="0"/>
-        <w:sz w:val="18"/>
-        <w:szCs w:val="18"/>
-      </w:rPr>
-    </w:lvl>
-    <w:lvl w:ilvl="8" w:tentative="0">
-      <w:start w:val="1"/>
-      <w:numFmt w:val="decimal"/>
-      <w:lvlRestart w:val="0"/>
-      <w:pStyle w:val="19"/>
-      <w:suff w:val="space"/>
-      <w:lvlText w:val="表%9"/>
-      <w:lvlJc w:val="center"/>
-      <w:pPr>
-        <w:ind w:left="0" w:firstLine="0"/>
-      </w:pPr>
-      <w:rPr>
-        <w:rFonts w:hint="default" w:ascii="Arial" w:hAnsi="Arial" w:eastAsia="黑体"/>
-        <w:b w:val="0"/>
-        <w:i w:val="0"/>
-        <w:sz w:val="18"/>
-        <w:szCs w:val="18"/>
-      </w:rPr>
-    </w:lvl>
-  </w:abstractNum>
-  <w:abstractNum w:abstractNumId="1">
-    <w:nsid w:val="63546429"/>
-    <w:multiLevelType w:val="multilevel"/>
-    <w:tmpl w:val="63546429"/>
-    <w:lvl w:ilvl="0" w:tentative="0">
-      <w:start w:val="1"/>
-      <w:numFmt w:val="decimal"/>
-      <w:pStyle w:val="2"/>
-      <w:lvlText w:val="%1"/>
-      <w:lvlJc w:val="left"/>
-      <w:pPr>
-        <w:tabs>
-          <w:tab w:val="left" w:pos="432"/>
-        </w:tabs>
-        <w:ind w:left="432" w:hanging="432"/>
-      </w:pPr>
-      <w:rPr>
-        <w:rFonts w:hint="eastAsia"/>
-      </w:rPr>
-    </w:lvl>
-    <w:lvl w:ilvl="1" w:tentative="0">
-      <w:start w:val="1"/>
-      <w:numFmt w:val="decimal"/>
-      <w:pStyle w:val="3"/>
-      <w:lvlText w:val="%1.%2"/>
-      <w:lvlJc w:val="left"/>
-      <w:pPr>
-        <w:tabs>
-          <w:tab w:val="left" w:pos="576"/>
-        </w:tabs>
-        <w:ind w:left="576" w:hanging="576"/>
-      </w:pPr>
-      <w:rPr>
-        <w:rFonts w:hint="eastAsia"/>
-      </w:rPr>
-    </w:lvl>
-    <w:lvl w:ilvl="2" w:tentative="0">
-      <w:start w:val="1"/>
-      <w:numFmt w:val="decimal"/>
-      <w:pStyle w:val="4"/>
-      <w:lvlText w:val="%1.%2.%3"/>
-      <w:lvlJc w:val="left"/>
-      <w:pPr>
-        <w:tabs>
-          <w:tab w:val="left" w:pos="720"/>
-        </w:tabs>
-        <w:ind w:left="720" w:hanging="720"/>
-      </w:pPr>
-      <w:rPr>
-        <w:rFonts w:hint="eastAsia"/>
-      </w:rPr>
-    </w:lvl>
-    <w:lvl w:ilvl="3" w:tentative="0">
-      <w:start w:val="1"/>
-      <w:numFmt w:val="decimal"/>
-      <w:lvlText w:val="%4."/>
-      <w:lvlJc w:val="left"/>
-      <w:pPr>
-        <w:tabs>
-          <w:tab w:val="left" w:pos="567"/>
-        </w:tabs>
-        <w:ind w:left="936" w:hanging="680"/>
-      </w:pPr>
-      <w:rPr>
-        <w:rFonts w:hint="eastAsia"/>
-      </w:rPr>
-    </w:lvl>
-    <w:lvl w:ilvl="4" w:tentative="0">
-      <w:start w:val="1"/>
-      <w:numFmt w:val="decimal"/>
-      <w:lvlText w:val="%5）"/>
-      <w:lvlJc w:val="left"/>
-      <w:pPr>
-        <w:tabs>
-          <w:tab w:val="left" w:pos="567"/>
-        </w:tabs>
-        <w:ind w:left="936" w:hanging="680"/>
-      </w:pPr>
-      <w:rPr>
-        <w:rFonts w:hint="eastAsia"/>
-      </w:rPr>
-    </w:lvl>
-    <w:lvl w:ilvl="5" w:tentative="0">
-      <w:start w:val="1"/>
-      <w:numFmt w:val="lowerLetter"/>
-      <w:lvlText w:val="%6）"/>
-      <w:lvlJc w:val="left"/>
-      <w:pPr>
-        <w:tabs>
-          <w:tab w:val="left" w:pos="567"/>
-        </w:tabs>
-        <w:ind w:left="936" w:hanging="680"/>
-      </w:pPr>
-      <w:rPr>
-        <w:rFonts w:hint="eastAsia"/>
-      </w:rPr>
-    </w:lvl>
-    <w:lvl w:ilvl="6" w:tentative="0">
-      <w:start w:val="1"/>
-      <w:numFmt w:val="lowerRoman"/>
-      <w:lvlText w:val="%7"/>
-      <w:lvlJc w:val="left"/>
-      <w:pPr>
-        <w:tabs>
-          <w:tab w:val="left" w:pos="567"/>
-        </w:tabs>
-        <w:ind w:left="936" w:hanging="680"/>
-      </w:pPr>
-      <w:rPr>
-        <w:rFonts w:hint="default"/>
-      </w:rPr>
-    </w:lvl>
-    <w:lvl w:ilvl="7" w:tentative="0">
-      <w:start w:val="1"/>
-      <w:numFmt w:val="decimal"/>
-      <w:lvlText w:val="%1.%2.%3.%4.%5.%6.%7.%8"/>
-      <w:lvlJc w:val="left"/>
-      <w:pPr>
-        <w:tabs>
-          <w:tab w:val="left" w:pos="1440"/>
-        </w:tabs>
-        <w:ind w:left="1440" w:hanging="1440"/>
-      </w:pPr>
-      <w:rPr>
-        <w:rFonts w:hint="eastAsia"/>
-      </w:rPr>
-    </w:lvl>
-    <w:lvl w:ilvl="8" w:tentative="0">
-      <w:start w:val="1"/>
-      <w:numFmt w:val="decimal"/>
-      <w:lvlText w:val="%1.%2.%3.%4.%5.%6.%7.%8.%9"/>
-      <w:lvlJc w:val="left"/>
-      <w:pPr>
-        <w:tabs>
-          <w:tab w:val="left" w:pos="1584"/>
-        </w:tabs>
-        <w:ind w:left="1584" w:hanging="1584"/>
-      </w:pPr>
-      <w:rPr>
-        <w:rFonts w:hint="eastAsia"/>
-      </w:rPr>
-    </w:lvl>
-  </w:abstractNum>
-  <w:num w:numId="1">
-    <w:abstractNumId w:val="1"/>
-  </w:num>
-  <w:num w:numId="2">
-    <w:abstractNumId w:val="0"/>
-    <w:lvlOverride w:ilvl="0">
-      <w:startOverride w:val="1"/>
-    </w:lvlOverride>
-    <w:lvlOverride w:ilvl="1">
-      <w:startOverride w:val="1"/>
-    </w:lvlOverride>
-    <w:lvlOverride w:ilvl="2">
-      <w:startOverride w:val="1"/>
-    </w:lvlOverride>
-    <w:lvlOverride w:ilvl="3">
-      <w:startOverride w:val="1"/>
-    </w:lvlOverride>
-    <w:lvlOverride w:ilvl="4">
-      <w:startOverride w:val="1"/>
-    </w:lvlOverride>
-    <w:lvlOverride w:ilvl="5">
-      <w:startOverride w:val="1"/>
-    </w:lvlOverride>
-    <w:lvlOverride w:ilvl="6">
-      <w:startOverride w:val="1"/>
-    </w:lvlOverride>
-    <w:lvlOverride w:ilvl="7">
-      <w:startOverride w:val="1"/>
-    </w:lvlOverride>
-    <w:lvlOverride w:ilvl="8">
-      <w:startOverride w:val="1"/>
-    </w:lvlOverride>
-  </w:num>
-</w:numbering>
-</file>
-
-<file path=word/people.xml><?xml version="1.0" encoding="utf-8"?>
-<w15:people xmlns:wpc="http://schemas.microsoft.com/office/word/2010/wordprocessingCanvas" xmlns:mc="http://schemas.openxmlformats.org/markup-compatibility/2006" xmlns:o="urn:schemas-microsoft-com:office:office" xmlns:r="http://schemas.openxmlformats.org/officeDocument/2006/relationships" xmlns:m="http://schemas.openxmlformats.org/officeDocument/2006/math" xmlns:v="urn:schemas-microsoft-com:vml" xmlns:wp14="http://schemas.microsoft.com/office/word/2010/wordprocessingDrawing" xmlns:wp="http://schemas.openxmlformats.org/drawingml/2006/wordprocessingDrawing" xmlns:w="http://schemas.openxmlformats.org/wordprocessingml/2006/main" xmlns:w14="http://schemas.microsoft.com/office/word/2010/wordml" xmlns:w15="http://schemas.microsoft.com/office/word/2012/wordml" xmlns:w10="urn:schemas-microsoft-com:office:word" xmlns:wpg="http://schemas.microsoft.com/office/word/2010/wordprocessingGroup" xmlns:wpi="http://schemas.microsoft.com/office/word/2010/wordprocessingInk" xmlns:wne="http://schemas.microsoft.com/office/word/2006/wordml" xmlns:wps="http://schemas.microsoft.com/office/word/2010/wordprocessingShape" xmlns:wpsCustomData="http://www.wps.cn/officeDocument/2013/wpsCustomData" mc:Ignorable="w14 w15 wp14">
-  <w15:person w15:author="ip">
-    <w15:presenceInfo w15:providerId="None" w15:userId="ip"/>
-  </w15:person>
-</w15:people>
-</file>
-
-<file path=word/styles.xml><?xml version="1.0" encoding="utf-8"?>
-<w:styles xmlns:mc="http://schemas.openxmlformats.org/markup-compatibility/2006" xmlns:o="urn:schemas-microsoft-com:office:office" xmlns:r="http://schemas.openxmlformats.org/officeDocument/2006/relationships" xmlns:m="http://schemas.openxmlformats.org/officeDocument/2006/math" xmlns:v="urn:schemas-microsoft-com:vml" xmlns:w="http://schemas.openxmlformats.org/wordprocessingml/2006/main" xmlns:w14="http://schemas.microsoft.com/office/word/2010/wordml" xmlns:w10="urn:schemas-microsoft-com:office:word" xmlns:sl="http://schemas.openxmlformats.org/schemaLibrary/2006/main" xmlns:wpsCustomData="http://www.wps.cn/officeDocument/2013/wpsCustomData" mc:Ignorable="w14">
-  <w:docDefaults>
-    <w:rPrDefault>
-      <w:rPr>
-        <w:rFonts w:ascii="Times New Roman" w:hAnsi="Times New Roman" w:eastAsia="宋体" w:cs="Times New Roman"/>
-      </w:rPr>
-    </w:rPrDefault>
-    <w:pPrDefault/>
-  </w:docDefaults>
-  <w:latentStyles w:count="260" w:defQFormat="0" w:defUnhideWhenUsed="1" w:defSemiHidden="1" w:defUIPriority="99" w:defLockedState="0">
-    <w:lsdException w:qFormat="1" w:unhideWhenUsed="0" w:uiPriority="0" w:semiHidden="0" w:name="Normal"/>
-    <w:lsdException w:qFormat="1" w:unhideWhenUsed="0" w:uiPriority="0" w:semiHidden="0" w:name="heading 1"/>
-    <w:lsdException w:qFormat="1" w:unhideWhenUsed="0" w:uiPriority="0" w:semiHidden="0" w:name="heading 2"/>
-    <w:lsdException w:qFormat="1" w:unhideWhenUsed="0" w:uiPriority="0" w:semiHidden="0" w:name="heading 3"/>
-    <w:lsdException w:qFormat="1" w:uiPriority="0" w:name="heading 4"/>
-    <w:lsdException w:qFormat="1" w:uiPriority="0" w:name="heading 5"/>
-    <w:lsdException w:qFormat="1" w:uiPriority="0" w:name="heading 6"/>
-    <w:lsdException w:qFormat="1" w:uiPriority="0" w:name="heading 7"/>
-    <w:lsdException w:qFormat="1" w:uiPriority="0" w:name="heading 8"/>
-    <w:lsdException w:qFormat="1" w:uiPriority="0" w:name="heading 9"/>
-    <w:lsdException w:unhideWhenUsed="0" w:uiPriority="0" w:semiHidden="0" w:name="index 1"/>
-    <w:lsdException w:unhideWhenUsed="0" w:uiPriority="0" w:semiHidden="0" w:name="index 2"/>
-    <w:lsdException w:unhideWhenUsed="0" w:uiPriority="0" w:semiHidden="0" w:name="index 3"/>
-    <w:lsdException w:unhideWhenUsed="0" w:uiPriority="0" w:semiHidden="0" w:name="index 4"/>
-    <w:lsdException w:unhideWhenUsed="0" w:uiPriority="0" w:semiHidden="0" w:name="index 5"/>
-    <w:lsdException w:unhideWhenUsed="0" w:uiPriority="0" w:semiHidden="0" w:name="index 6"/>
-    <w:lsdException w:unhideWhenUsed="0" w:uiPriority="0" w:semiHidden="0" w:name="index 7"/>
-    <w:lsdException w:unhideWhenUsed="0" w:uiPriority="0" w:semiHidden="0" w:name="index 8"/>
-    <w:lsdException w:unhideWhenUsed="0" w:uiPriority="0" w:semiHidden="0" w:name="index 9"/>
-    <w:lsdException w:unhideWhenUsed="0" w:uiPriority="0" w:semiHidden="0" w:name="toc 1"/>
-    <w:lsdException w:unhideWhenUsed="0" w:uiPriority="0" w:semiHidden="0" w:name="toc 2"/>
-    <w:lsdException w:unhideWhenUsed="0" w:uiPriority="0" w:semiHidden="0" w:name="toc 3"/>
-    <w:lsdException w:unhideWhenUsed="0" w:uiPriority="0" w:semiHidden="0" w:name="toc 4"/>
-    <w:lsdException w:unhideWhenUsed="0" w:uiPriority="0" w:semiHidden="0" w:name="toc 5"/>
-    <w:lsdException w:unhideWhenUsed="0" w:uiPriority="0" w:semiHidden="0" w:name="toc 6"/>
-    <w:lsdException w:unhideWhenUsed="0" w:uiPriority="0" w:semiHidden="0" w:name="toc 7"/>
-    <w:lsdException w:unhideWhenUsed="0" w:uiPriority="0" w:semiHidden="0" w:name="toc 8"/>
-    <w:lsdException w:unhideWhenUsed="0" w:uiPriority="0" w:semiHidden="0" w:name="toc 9"/>
-    <w:lsdException w:unhideWhenUsed="0" w:uiPriority="0" w:semiHidden="0" w:name="Normal Indent"/>
-    <w:lsdException w:unhideWhenUsed="0" w:uiPriority="0" w:semiHidden="0" w:name="footnote text"/>
-    <w:lsdException w:qFormat="1" w:unhideWhenUsed="0" w:uiPriority="0" w:semiHidden="0" w:name="annotation text"/>
-    <w:lsdException w:qFormat="1" w:unhideWhenUsed="0" w:uiPriority="0" w:semiHidden="0" w:name="header"/>
-    <w:lsdException w:qFormat="1" w:unhideWhenUsed="0" w:uiPriority="0" w:semiHidden="0" w:name="footer"/>
-    <w:lsdException w:unhideWhenUsed="0" w:uiPriority="0" w:semiHidden="0" w:name="index heading"/>
-    <w:lsdException w:qFormat="1" w:uiPriority="0" w:name="caption"/>
-    <w:lsdException w:unhideWhenUsed="0" w:uiPriority="0" w:semiHidden="0" w:name="table of figures"/>
-    <w:lsdException w:unhideWhenUsed="0" w:uiPriority="0" w:semiHidden="0" w:name="envelope address"/>
-    <w:lsdException w:unhideWhenUsed="0" w:uiPriority="0" w:semiHidden="0" w:name="envelope return"/>
-    <w:lsdException w:unhideWhenUsed="0" w:uiPriority="0" w:semiHidden="0" w:name="footnote reference"/>
-    <w:lsdException w:qFormat="1" w:unhideWhenUsed="0" w:uiPriority="0" w:semiHidden="0" w:name="annotation reference"/>
-    <w:lsdException w:qFormat="1" w:unhideWhenUsed="0" w:uiPriority="0" w:semiHidden="0" w:name="line number"/>
-    <w:lsdException w:qFormat="1" w:unhideWhenUsed="0" w:uiPriority="0" w:semiHidden="0" w:name="page number"/>
-    <w:lsdException w:unhideWhenUsed="0" w:uiPriority="0" w:semiHidden="0" w:name="endnote reference"/>
-    <w:lsdException w:unhideWhenUsed="0" w:uiPriority="0" w:semiHidden="0" w:name="endnote text"/>
-    <w:lsdException w:unhideWhenUsed="0" w:uiPriority="0" w:semiHidden="0" w:name="table of authorities"/>
-    <w:lsdException w:unhideWhenUsed="0" w:uiPriority="0" w:semiHidden="0" w:name="macro"/>
-    <w:lsdException w:unhideWhenUsed="0" w:uiPriority="0" w:semiHidden="0" w:name="toa heading"/>
-    <w:lsdException w:unhideWhenUsed="0" w:uiPriority="0" w:semiHidden="0" w:name="List"/>
-    <w:lsdException w:unhideWhenUsed="0" w:uiPriority="0" w:semiHidden="0" w:name="List Bullet"/>
-    <w:lsdException w:unhideWhenUsed="0" w:uiPriority="0" w:semiHidden="0" w:name="List Number"/>
-    <w:lsdException w:unhideWhenUsed="0" w:uiPriority="0" w:semiHidden="0" w:name="List 2"/>
-    <w:lsdException w:unhideWhenUsed="0" w:uiPriority="0" w:semiHidden="0" w:name="List 3"/>
-    <w:lsdException w:unhideWhenUsed="0" w:uiPriority="0" w:semiHidden="0" w:name="List 4"/>
-    <w:lsdException w:unhideWhenUsed="0" w:uiPriority="0" w:semiHidden="0" w:name="List 5"/>
-    <w:lsdException w:unhideWhenUsed="0" w:uiPriority="0" w:semiHidden="0" w:name="List Bullet 2"/>
-    <w:lsdException w:unhideWhenUsed="0" w:uiPriority="0" w:semiHidden="0" w:name="List Bullet 3"/>
-    <w:lsdException w:unhideWhenUsed="0" w:uiPriority="0" w:semiHidden="0" w:name="List Bullet 4"/>
-    <w:lsdException w:unhideWhenUsed="0" w:uiPriority="0" w:semiHidden="0" w:name="List Bullet 5"/>
-    <w:lsdException w:unhideWhenUsed="0" w:uiPriority="0" w:semiHidden="0" w:name="List Number 2"/>
-    <w:lsdException w:unhideWhenUsed="0" w:uiPriority="0" w:semiHidden="0" w:name="List Number 3"/>
-    <w:lsdException w:unhideWhenUsed="0" w:uiPriority="0" w:semiHidden="0" w:name="List Number 4"/>
-    <w:lsdException w:unhideWhenUsed="0" w:uiPriority="0" w:semiHidden="0" w:name="List Number 5"/>
-    <w:lsdException w:qFormat="1" w:unhideWhenUsed="0" w:uiPriority="0" w:semiHidden="0" w:name="Title"/>
-    <w:lsdException w:unhideWhenUsed="0" w:uiPriority="0" w:semiHidden="0" w:name="Closing"/>
-    <w:lsdException w:unhideWhenUsed="0" w:uiPriority="0" w:semiHidden="0" w:name="Signature"/>
-    <w:lsdException w:qFormat="1" w:uiPriority="1" w:name="Default Paragraph Font"/>
-    <w:lsdException w:qFormat="1" w:unhideWhenUsed="0" w:uiPriority="0" w:semiHidden="0" w:name="Body Text"/>
-    <w:lsdException w:qFormat="1" w:unhideWhenUsed="0" w:uiPriority="0" w:semiHidden="0" w:name="Body Text Indent"/>
-    <w:lsdException w:unhideWhenUsed="0" w:uiPriority="0" w:semiHidden="0" w:name="List Continue"/>
-    <w:lsdException w:unhideWhenUsed="0" w:uiPriority="0" w:semiHidden="0" w:name="List Continue 2"/>
-    <w:lsdException w:unhideWhenUsed="0" w:uiPriority="0" w:semiHidden="0" w:name="List Continue 3"/>
-    <w:lsdException w:unhideWhenUsed="0" w:uiPriority="0" w:semiHidden="0" w:name="List Continue 4"/>
-    <w:lsdException w:unhideWhenUsed="0" w:uiPriority="0" w:semiHidden="0" w:name="List Continue 5"/>
-    <w:lsdException w:unhideWhenUsed="0" w:uiPriority="0" w:semiHidden="0" w:name="Message Header"/>
-    <w:lsdException w:qFormat="1" w:unhideWhenUsed="0" w:uiPriority="0" w:semiHidden="0" w:name="Subtitle"/>
-    <w:lsdException w:unhideWhenUsed="0" w:uiPriority="0" w:semiHidden="0" w:name="Salutation"/>
-    <w:lsdException w:unhideWhenUsed="0" w:uiPriority="0" w:semiHidden="0" w:name="Date"/>
-    <w:lsdException w:unhideWhenUsed="0" w:uiPriority="0" w:semiHidden="0" w:name="Body Text First Indent"/>
-    <w:lsdException w:unhideWhenUsed="0" w:uiPriority="0" w:semiHidden="0" w:name="Body Text First Indent 2"/>
-    <w:lsdException w:unhideWhenUsed="0" w:uiPriority="0" w:semiHidden="0" w:name="Note Heading"/>
-    <w:lsdException w:unhideWhenUsed="0" w:uiPriority="0" w:semiHidden="0" w:name="Body Text 2"/>
-    <w:lsdException w:unhideWhenUsed="0" w:uiPriority="0" w:semiHidden="0" w:name="Body Text 3"/>
-    <w:lsdException w:qFormat="1" w:unhideWhenUsed="0" w:uiPriority="0" w:semiHidden="0" w:name="Body Text Indent 2"/>
-    <w:lsdException w:unhideWhenUsed="0" w:uiPriority="0" w:semiHidden="0" w:name="Body Text Indent 3"/>
-    <w:lsdException w:unhideWhenUsed="0" w:uiPriority="0" w:semiHidden="0" w:name="Block Text"/>
-    <w:lsdException w:unhideWhenUsed="0" w:uiPriority="0" w:semiHidden="0" w:name="Hyperlink"/>
-    <w:lsdException w:unhideWhenUsed="0" w:uiPriority="0" w:semiHidden="0" w:name="FollowedHyperlink"/>
-    <w:lsdException w:qFormat="1" w:unhideWhenUsed="0" w:uiPriority="0" w:semiHidden="0" w:name="Strong"/>
-    <w:lsdException w:qFormat="1" w:unhideWhenUsed="0" w:uiPriority="0" w:semiHidden="0" w:name="Emphasis"/>
-    <w:lsdException w:unhideWhenUsed="0" w:uiPriority="0" w:semiHidden="0" w:name="Document Map"/>
-    <w:lsdException w:unhideWhenUsed="0" w:uiPriority="0" w:semiHidden="0" w:name="Plain Text"/>
-    <w:lsdException w:unhideWhenUsed="0" w:uiPriority="0" w:semiHidden="0" w:name="E-mail Signature"/>
-    <w:lsdException w:qFormat="1" w:unhideWhenUsed="0" w:uiPriority="0" w:semiHidden="0" w:name="Normal (Web)"/>
-    <w:lsdException w:unhideWhenUsed="0" w:uiPriority="0" w:semiHidden="0" w:name="HTML Acronym"/>
-    <w:lsdException w:unhideWhenUsed="0" w:uiPriority="0" w:semiHidden="0" w:name="HTML Address"/>
-    <w:lsdException w:unhideWhenUsed="0" w:uiPriority="0" w:semiHidden="0" w:name="HTML Cite"/>
-    <w:lsdException w:unhideWhenUsed="0" w:uiPriority="0" w:semiHidden="0" w:name="HTML Code"/>
-    <w:lsdException w:unhideWhenUsed="0" w:uiPriority="0" w:semiHidden="0" w:name="HTML Definition"/>
-    <w:lsdException w:unhideWhenUsed="0" w:uiPriority="0" w:semiHidden="0" w:name="HTML Keyboard"/>
-    <w:lsdException w:unhideWhenUsed="0" w:uiPriority="0" w:semiHidden="0" w:name="HTML Preformatted"/>
-    <w:lsdException w:unhideWhenUsed="0" w:uiPriority="0" w:semiHidden="0" w:name="HTML Sample"/>
-    <w:lsdException w:unhideWhenUsed="0" w:uiPriority="0" w:semiHidden="0" w:name="HTML Typewriter"/>
-    <w:lsdException w:unhideWhenUsed="0" w:uiPriority="0" w:semiHidden="0" w:name="HTML Variable"/>
-    <w:lsdException w:qFormat="1" w:uiPriority="99" w:name="Normal Table"/>
-    <w:lsdException w:qFormat="1" w:unhideWhenUsed="0" w:uiPriority="0" w:semiHidden="0" w:name="annotation subject"/>
-    <w:lsdException w:uiPriority="0" w:name="Table Simple 1"/>
-    <w:lsdException w:uiPriority="0" w:name="Table Simple 2"/>
-    <w:lsdException w:uiPriority="0" w:name="Table Simple 3"/>
-    <w:lsdException w:uiPriority="0" w:name="Table Classic 1"/>
-    <w:lsdException w:uiPriority="0" w:name="Table Classic 2"/>
-    <w:lsdException w:uiPriority="0" w:name="Table Classic 3"/>
-    <w:lsdException w:uiPriority="0" w:name="Table Classic 4"/>
-    <w:lsdException w:uiPriority="0" w:name="Table Colorful 1"/>
-    <w:lsdException w:uiPriority="0" w:name="Table Colorful 2"/>
-    <w:lsdException w:uiPriority="0" w:name="Table Colorful 3"/>
-    <w:lsdException w:uiPriority="0" w:name="Table Columns 1"/>
-    <w:lsdException w:uiPriority="0" w:name="Table Columns 2"/>
-    <w:lsdException w:uiPriority="0" w:name="Table Columns 3"/>
-    <w:lsdException w:uiPriority="0" w:name="Table Columns 4"/>
-    <w:lsdException w:uiPriority="0" w:name="Table Columns 5"/>
-    <w:lsdException w:uiPriority="0" w:name="Table Grid 1"/>
-    <w:lsdException w:uiPriority="0" w:name="Table Grid 2"/>
-    <w:lsdException w:uiPriority="0" w:name="Table Grid 3"/>
-    <w:lsdException w:uiPriority="0" w:name="Table Grid 4"/>
-    <w:lsdException w:uiPriority="0" w:name="Table Grid 5"/>
-    <w:lsdException w:uiPriority="0" w:name="Table Grid 6"/>
-    <w:lsdException w:uiPriority="0" w:name="Table Grid 7"/>
-    <w:lsdException w:uiPriority="0" w:name="Table Grid 8"/>
-    <w:lsdException w:uiPriority="0" w:name="Table List 1"/>
-    <w:lsdException w:uiPriority="0" w:name="Table List 2"/>
-    <w:lsdException w:uiPriority="0" w:name="Table List 3"/>
-    <w:lsdException w:uiPriority="0" w:name="Table List 4"/>
-    <w:lsdException w:uiPriority="0" w:name="Table List 5"/>
-    <w:lsdException w:uiPriority="0" w:name="Table List 6"/>
-    <w:lsdException w:uiPriority="0" w:name="Table List 7"/>
-    <w:lsdException w:uiPriority="0" w:name="Table List 8"/>
-    <w:lsdException w:uiPriority="0" w:name="Table 3D effects 1"/>
-    <w:lsdException w:uiPriority="0" w:name="Table 3D effects 2"/>
-    <w:lsdException w:uiPriority="0" w:name="Table 3D effects 3"/>
-    <w:lsdException w:uiPriority="0" w:name="Table Contemporary"/>
-    <w:lsdException w:uiPriority="0" w:name="Table Elegant"/>
-    <w:lsdException w:uiPriority="0" w:name="Table Professional"/>
-    <w:lsdException w:uiPriority="0" w:name="Table Subtle 1"/>
-    <w:lsdException w:uiPriority="0" w:name="Table Subtle 2"/>
-    <w:lsdException w:uiPriority="0" w:name="Table Web 1"/>
-    <w:lsdException w:uiPriority="0" w:name="Table Web 2"/>
-    <w:lsdException w:uiPriority="0" w:name="Table Web 3"/>
-    <w:lsdException w:qFormat="1" w:unhideWhenUsed="0" w:uiPriority="0" w:name="Balloon Text"/>
-    <w:lsdException w:unhideWhenUsed="0" w:uiPriority="0" w:semiHidden="0" w:name="Table Grid"/>
-    <w:lsdException w:uiPriority="0" w:name="Table Theme"/>
-    <w:lsdException w:unhideWhenUsed="0" w:uiPriority="60" w:semiHidden="0" w:name="Light Shading"/>
-    <w:lsdException w:unhideWhenUsed="0" w:uiPriority="61" w:semiHidden="0" w:name="Light List"/>
-    <w:lsdException w:unhideWhenUsed="0" w:uiPriority="62" w:semiHidden="0" w:name="Light Grid"/>
-    <w:lsdException w:unhideWhenUsed="0" w:uiPriority="63" w:semiHidden="0" w:name="Medium Shading 1"/>
-    <w:lsdException w:unhideWhenUsed="0" w:uiPriority="64" w:semiHidden="0" w:name="Medium Shading 2"/>
-    <w:lsdException w:unhideWhenUsed="0" w:uiPriority="65" w:semiHidden="0" w:name="Medium List 1"/>
-    <w:lsdException w:unhideWhenUsed="0" w:uiPriority="66" w:semiHidden="0" w:name="Medium List 2"/>
-    <w:lsdException w:unhideWhenUsed="0" w:uiPriority="67" w:semiHidden="0" w:name="Medium Grid 1"/>
-    <w:lsdException w:unhideWhenUsed="0" w:uiPriority="68" w:semiHidden="0" w:name="Medium Grid 2"/>
-    <w:lsdException w:unhideWhenUsed="0" w:uiPriority="69" w:semiHidden="0" w:name="Medium Grid 3"/>
-    <w:lsdException w:unhideWhenUsed="0" w:uiPriority="70" w:semiHidden="0" w:name="Dark List"/>
-    <w:lsdException w:unhideWhenUsed="0" w:uiPriority="71" w:semiHidden="0" w:name="Colorful Shading"/>
-    <w:lsdException w:unhideWhenUsed="0" w:uiPriority="72" w:semiHidden="0" w:name="Colorful List"/>
-    <w:lsdException w:unhideWhenUsed="0" w:uiPriority="73" w:semiHidden="0" w:name="Colorful Grid"/>
-    <w:lsdException w:unhideWhenUsed="0" w:uiPriority="60" w:semiHidden="0" w:name="Light Shading Accent 1"/>
-    <w:lsdException w:unhideWhenUsed="0" w:uiPriority="61" w:semiHidden="0" w:name="Light List Accent 1"/>
-    <w:lsdException w:unhideWhenUsed="0" w:uiPriority="62" w:semiHidden="0" w:name="Light Grid Accent 1"/>
-    <w:lsdException w:unhideWhenUsed="0" w:uiPriority="63" w:semiHidden="0" w:name="Medium Shading 1 Accent 1"/>
-    <w:lsdException w:unhideWhenUsed="0" w:uiPriority="64" w:semiHidden="0" w:name="Medium Shading 2 Accent 1"/>
-    <w:lsdException w:unhideWhenUsed="0" w:uiPriority="65" w:semiHidden="0" w:name="Medium List 1 Accent 1"/>
-    <w:lsdException w:unhideWhenUsed="0" w:uiPriority="66" w:semiHidden="0" w:name="Medium List 2 Accent 1"/>
-    <w:lsdException w:unhideWhenUsed="0" w:uiPriority="67" w:semiHidden="0" w:name="Medium Grid 1 Accent 1"/>
-    <w:lsdException w:unhideWhenUsed="0" w:uiPriority="68" w:semiHidden="0" w:name="Medium Grid 2 Accent 1"/>
-    <w:lsdException w:unhideWhenUsed="0" w:uiPriority="69" w:semiHidden="0" w:name="Medium Grid 3 Accent 1"/>
-    <w:lsdException w:unhideWhenUsed="0" w:uiPriority="70" w:semiHidden="0" w:name="Dark List Accent 1"/>
-    <w:lsdException w:unhideWhenUsed="0" w:uiPriority="71" w:semiHidden="0" w:name="Colorful Shading Accent 1"/>
-    <w:lsdException w:unhideWhenUsed="0" w:uiPriority="72" w:semiHidden="0" w:name="Colorful List Accent 1"/>
-    <w:lsdException w:unhideWhenUsed="0" w:uiPriority="73" w:semiHidden="0" w:name="Colorful Grid Accent 1"/>
-    <w:lsdException w:unhideWhenUsed="0" w:uiPriority="60" w:semiHidden="0" w:name="Light Shading Accent 2"/>
-    <w:lsdException w:unhideWhenUsed="0" w:uiPriority="61" w:semiHidden="0" w:name="Light List Accent 2"/>
-    <w:lsdException w:unhideWhenUsed="0" w:uiPriority="62" w:semiHidden="0" w:name="Light Grid Accent 2"/>
-    <w:lsdException w:unhideWhenUsed="0" w:uiPriority="63" w:semiHidden="0" w:name="Medium Shading 1 Accent 2"/>
-    <w:lsdException w:unhideWhenUsed="0" w:uiPriority="64" w:semiHidden="0" w:name="Medium Shading 2 Accent 2"/>
-    <w:lsdException w:unhideWhenUsed="0" w:uiPriority="65" w:semiHidden="0" w:name="Medium List 1 Accent 2"/>
-    <w:lsdException w:unhideWhenUsed="0" w:uiPriority="66" w:semiHidden="0" w:name="Medium List 2 Accent 2"/>
-    <w:lsdException w:unhideWhenUsed="0" w:uiPriority="67" w:semiHidden="0" w:name="Medium Grid 1 Accent 2"/>
-    <w:lsdException w:unhideWhenUsed="0" w:uiPriority="68" w:semiHidden="0" w:name="Medium Grid 2 Accent 2"/>
-    <w:lsdException w:unhideWhenUsed="0" w:uiPriority="69" w:semiHidden="0" w:name="Medium Grid 3 Accent 2"/>
-    <w:lsdException w:unhideWhenUsed="0" w:uiPriority="70" w:semiHidden="0" w:name="Dark List Accent 2"/>
-    <w:lsdException w:unhideWhenUsed="0" w:uiPriority="71" w:semiHidden="0" w:name="Colorful Shading Accent 2"/>
-    <w:lsdException w:unhideWhenUsed="0" w:uiPriority="72" w:semiHidden="0" w:name="Colorful List Accent 2"/>
-    <w:lsdException w:unhideWhenUsed="0" w:uiPriority="73" w:semiHidden="0" w:name="Colorful Grid Accent 2"/>
-    <w:lsdException w:unhideWhenUsed="0" w:uiPriority="60" w:semiHidden="0" w:name="Light Shading Accent 3"/>
-    <w:lsdException w:unhideWhenUsed="0" w:uiPriority="61" w:semiHidden="0" w:name="Light List Accent 3"/>
-    <w:lsdException w:unhideWhenUsed="0" w:uiPriority="62" w:semiHidden="0" w:name="Light Grid Accent 3"/>
-    <w:lsdException w:unhideWhenUsed="0" w:uiPriority="63" w:semiHidden="0" w:name="Medium Shading 1 Accent 3"/>
-    <w:lsdException w:unhideWhenUsed="0" w:uiPriority="64" w:semiHidden="0" w:name="Medium Shading 2 Accent 3"/>
-    <w:lsdException w:unhideWhenUsed="0" w:uiPriority="65" w:semiHidden="0" w:name="Medium List 1 Accent 3"/>
-    <w:lsdException w:unhideWhenUsed="0" w:uiPriority="66" w:semiHidden="0" w:name="Medium List 2 Accent 3"/>
-    <w:lsdException w:unhideWhenUsed="0" w:uiPriority="67" w:semiHidden="0" w:name="Medium Grid 1 Accent 3"/>
-    <w:lsdException w:unhideWhenUsed="0" w:uiPriority="68" w:semiHidden="0" w:name="Medium Grid 2 Accent 3"/>
-    <w:lsdException w:unhideWhenUsed="0" w:uiPriority="69" w:semiHidden="0" w:name="Medium Grid 3 Accent 3"/>
-    <w:lsdException w:unhideWhenUsed="0" w:uiPriority="70" w:semiHidden="0" w:name="Dark List Accent 3"/>
-    <w:lsdException w:unhideWhenUsed="0" w:uiPriority="71" w:semiHidden="0" w:name="Colorful Shading Accent 3"/>
-    <w:lsdException w:unhideWhenUsed="0" w:uiPriority="72" w:semiHidden="0" w:name="Colorful List Accent 3"/>
-    <w:lsdException w:unhideWhenUsed="0" w:uiPriority="73" w:semiHidden="0" w:name="Colorful Grid Accent 3"/>
-    <w:lsdException w:unhideWhenUsed="0" w:uiPriority="60" w:semiHidden="0" w:name="Light Shading Accent 4"/>
-    <w:lsdException w:unhideWhenUsed="0" w:uiPriority="61" w:semiHidden="0" w:name="Light List Accent 4"/>
-    <w:lsdException w:unhideWhenUsed="0" w:uiPriority="62" w:semiHidden="0" w:name="Light Grid Accent 4"/>
-    <w:lsdException w:unhideWhenUsed="0" w:uiPriority="63" w:semiHidden="0" w:name="Medium Shading 1 Accent 4"/>
-    <w:lsdException w:unhideWhenUsed="0" w:uiPriority="64" w:semiHidden="0" w:name="Medium Shading 2 Accent 4"/>
-    <w:lsdException w:unhideWhenUsed="0" w:uiPriority="65" w:semiHidden="0" w:name="Medium List 1 Accent 4"/>
-    <w:lsdException w:unhideWhenUsed="0" w:uiPriority="66" w:semiHidden="0" w:name="Medium List 2 Accent 4"/>
-    <w:lsdException w:unhideWhenUsed="0" w:uiPriority="67" w:semiHidden="0" w:name="Medium Grid 1 Accent 4"/>
-    <w:lsdException w:unhideWhenUsed="0" w:uiPriority="68" w:semiHidden="0" w:name="Medium Grid 2 Accent 4"/>
-    <w:lsdException w:unhideWhenUsed="0" w:uiPriority="69" w:semiHidden="0" w:name="Medium Grid 3 Accent 4"/>
-    <w:lsdException w:unhideWhenUsed="0" w:uiPriority="70" w:semiHidden="0" w:name="Dark List Accent 4"/>
-    <w:lsdException w:unhideWhenUsed="0" w:uiPriority="71" w:semiHidden="0" w:name="Colorful Shading Accent 4"/>
-    <w:lsdException w:unhideWhenUsed="0" w:uiPriority="72" w:semiHidden="0" w:name="Colorful List Accent 4"/>
-    <w:lsdException w:unhideWhenUsed="0" w:uiPriority="73" w:semiHidden="0" w:name="Colorful Grid Accent 4"/>
-    <w:lsdException w:unhideWhenUsed="0" w:uiPriority="60" w:semiHidden="0" w:name="Light Shading Accent 5"/>
-    <w:lsdException w:unhideWhenUsed="0" w:uiPriority="61" w:semiHidden="0" w:name="Light List Accent 5"/>
-    <w:lsdException w:unhideWhenUsed="0" w:uiPriority="62" w:semiHidden="0" w:name="Light Grid Accent 5"/>
-    <w:lsdException w:unhideWhenUsed="0" w:uiPriority="63" w:semiHidden="0" w:name="Medium Shading 1 Accent 5"/>
-    <w:lsdException w:unhideWhenUsed="0" w:uiPriority="64" w:semiHidden="0" w:name="Medium Shading 2 Accent 5"/>
-    <w:lsdException w:unhideWhenUsed="0" w:uiPriority="65" w:semiHidden="0" w:name="Medium List 1 Accent 5"/>
-    <w:lsdException w:unhideWhenUsed="0" w:uiPriority="66" w:semiHidden="0" w:name="Medium List 2 Accent 5"/>
-    <w:lsdException w:unhideWhenUsed="0" w:uiPriority="67" w:semiHidden="0" w:name="Medium Grid 1 Accent 5"/>
-    <w:lsdException w:unhideWhenUsed="0" w:uiPriority="68" w:semiHidden="0" w:name="Medium Grid 2 Accent 5"/>
-    <w:lsdException w:unhideWhenUsed="0" w:uiPriority="69" w:semiHidden="0" w:name="Medium Grid 3 Accent 5"/>
-    <w:lsdException w:unhideWhenUsed="0" w:uiPriority="70" w:semiHidden="0" w:name="Dark List Accent 5"/>
-    <w:lsdException w:unhideWhenUsed="0" w:uiPriority="71" w:semiHidden="0" w:name="Colorful Shading Accent 5"/>
-    <w:lsdException w:unhideWhenUsed="0" w:uiPriority="72" w:semiHidden="0" w:name="Colorful List Accent 5"/>
-    <w:lsdException w:unhideWhenUsed="0" w:uiPriority="73" w:semiHidden="0" w:name="Colorful Grid Accent 5"/>
-    <w:lsdException w:unhideWhenUsed="0" w:uiPriority="60" w:semiHidden="0" w:name="Light Shading Accent 6"/>
-    <w:lsdException w:unhideWhenUsed="0" w:uiPriority="61" w:semiHidden="0" w:name="Light List Accent 6"/>
-    <w:lsdException w:unhideWhenUsed="0" w:uiPriority="62" w:semiHidden="0" w:name="Light Grid Accent 6"/>
-    <w:lsdException w:unhideWhenUsed="0" w:uiPriority="63" w:semiHidden="0" w:name="Medium Shading 1 Accent 6"/>
-    <w:lsdException w:unhideWhenUsed="0" w:uiPriority="64" w:semiHidden="0" w:name="Medium Shading 2 Accent 6"/>
-    <w:lsdException w:unhideWhenUsed="0" w:uiPriority="65" w:semiHidden="0" w:name="Medium List 1 Accent 6"/>
-    <w:lsdException w:unhideWhenUsed="0" w:uiPriority="66" w:semiHidden="0" w:name="Medium List 2 Accent 6"/>
-    <w:lsdException w:unhideWhenUsed="0" w:uiPriority="67" w:semiHidden="0" w:name="Medium Grid 1 Accent 6"/>
-    <w:lsdException w:unhideWhenUsed="0" w:uiPriority="68" w:semiHidden="0" w:name="Medium Grid 2 Accent 6"/>
-    <w:lsdException w:unhideWhenUsed="0" w:uiPriority="69" w:semiHidden="0" w:name="Medium Grid 3 Accent 6"/>
-    <w:lsdException w:unhideWhenUsed="0" w:uiPriority="70" w:semiHidden="0" w:name="Dark List Accent 6"/>
-    <w:lsdException w:unhideWhenUsed="0" w:uiPriority="71" w:semiHidden="0" w:name="Colorful Shading Accent 6"/>
-    <w:lsdException w:unhideWhenUsed="0" w:uiPriority="72" w:semiHidden="0" w:name="Colorful List Accent 6"/>
-    <w:lsdException w:unhideWhenUsed="0" w:uiPriority="73" w:semiHidden="0" w:name="Colorful Grid Accent 6"/>
-  </w:latentStyles>
-  <w:style w:type="paragraph" w:default="1" w:styleId="1">
-    <w:name w:val="Normal"/>
-    <w:autoRedefine/>
-    <w:qFormat/>
-    <w:uiPriority w:val="0"/>
-    <w:pPr>
-      <w:widowControl w:val="0"/>
-      <w:jc w:val="both"/>
-    </w:pPr>
-    <w:rPr>
-      <w:rFonts w:ascii="Times New Roman" w:hAnsi="Times New Roman" w:eastAsia="宋体" w:cs="Times New Roman"/>
-      <w:kern w:val="2"/>
-      <w:sz w:val="21"/>
-      <w:lang w:val="en-US" w:eastAsia="zh-CN" w:bidi="ar-SA"/>
-    </w:rPr>
-  </w:style>
-  <w:style w:type="paragraph" w:styleId="2">
-    <w:name w:val="heading 1"/>
-    <w:next w:val="3"/>
-    <w:autoRedefine/>
-    <w:qFormat/>
-    <w:uiPriority w:val="0"/>
-    <w:pPr>
-      <w:keepNext/>
-      <w:numPr>
-        <w:ilvl w:val="0"/>
-        <w:numId w:val="1"/>
-      </w:numPr>
-      <w:spacing w:before="240" w:after="240"/>
-      <w:jc w:val="both"/>
-      <w:outlineLvl w:val="0"/>
-    </w:pPr>
-    <w:rPr>
-      <w:rFonts w:ascii="Arial" w:hAnsi="Arial" w:eastAsia="黑体" w:cs="Times New Roman"/>
-      <w:b/>
-      <w:sz w:val="32"/>
-      <w:szCs w:val="32"/>
-      <w:lang w:val="en-US" w:eastAsia="zh-CN" w:bidi="ar-SA"/>
-    </w:rPr>
-  </w:style>
-  <w:style w:type="paragraph" w:styleId="3">
-    <w:name w:val="heading 2"/>
-    <w:next w:val="1"/>
-    <w:autoRedefine/>
-    <w:qFormat/>
-    <w:uiPriority w:val="0"/>
-    <w:pPr>
-      <w:keepNext/>
-      <w:numPr>
-        <w:ilvl w:val="1"/>
-        <w:numId w:val="1"/>
-      </w:numPr>
-      <w:spacing w:before="240" w:after="240"/>
-      <w:jc w:val="both"/>
-      <w:outlineLvl w:val="1"/>
-    </w:pPr>
-    <w:rPr>
-      <w:rFonts w:ascii="Arial" w:hAnsi="Arial" w:eastAsia="黑体" w:cs="Times New Roman"/>
-      <w:sz w:val="24"/>
-      <w:szCs w:val="24"/>
-      <w:lang w:val="en-US" w:eastAsia="zh-CN" w:bidi="ar-SA"/>
-    </w:rPr>
-  </w:style>
-  <w:style w:type="paragraph" w:styleId="4">
-    <w:name w:val="heading 3"/>
-    <w:basedOn w:val="1"/>
-    <w:next w:val="1"/>
-    <w:autoRedefine/>
-    <w:qFormat/>
-    <w:uiPriority w:val="0"/>
-    <w:pPr>
-      <w:keepNext/>
-      <w:keepLines/>
-      <w:numPr>
-        <w:ilvl w:val="2"/>
-        <w:numId w:val="1"/>
-      </w:numPr>
-      <w:spacing w:before="260" w:after="260" w:line="416" w:lineRule="auto"/>
-      <w:outlineLvl w:val="2"/>
-    </w:pPr>
-    <w:rPr>
-      <w:rFonts w:eastAsia="黑体"/>
-      <w:bCs/>
-      <w:sz w:val="24"/>
-      <w:szCs w:val="32"/>
-    </w:rPr>
-  </w:style>
-  <w:style w:type="character" w:default="1" w:styleId="15">
-    <w:name w:val="Default Paragraph Font"/>
-    <w:semiHidden/>
-    <w:unhideWhenUsed/>
-    <w:qFormat/>
-    <w:uiPriority w:val="1"/>
-  </w:style>
-  <w:style w:type="table" w:default="1" w:styleId="14">
-    <w:name w:val="Normal Table"/>
-    <w:semiHidden/>
-    <w:unhideWhenUsed/>
-    <w:qFormat/>
-    <w:uiPriority w:val="99"/>
-    <w:tblPr>
-      <w:tblCellMar>
-        <w:top w:w="0" w:type="dxa"/>
-        <w:left w:w="108" w:type="dxa"/>
-        <w:bottom w:w="0" w:type="dxa"/>
-        <w:right w:w="108" w:type="dxa"/>
-      </w:tblCellMar>
-    </w:tblPr>
-  </w:style>
-  <w:style w:type="paragraph" w:styleId="5">
-    <w:name w:val="annotation text"/>
-    <w:basedOn w:val="1"/>
-    <w:link w:val="32"/>
-    <w:autoRedefine/>
-    <w:qFormat/>
-    <w:uiPriority w:val="0"/>
-    <w:pPr>
-      <w:jc w:val="left"/>
-    </w:pPr>
-    <w:rPr>
-      <w:lang w:val="zh-CN"/>
-    </w:rPr>
-  </w:style>
-  <w:style w:type="paragraph" w:styleId="6">
-    <w:name w:val="Body Text"/>
-    <w:basedOn w:val="1"/>
-    <w:autoRedefine/>
-    <w:qFormat/>
-    <w:uiPriority w:val="0"/>
-    <w:pPr>
-      <w:spacing w:after="120"/>
-    </w:pPr>
-  </w:style>
-  <w:style w:type="paragraph" w:styleId="7">
-    <w:name w:val="Body Text Indent"/>
-    <w:basedOn w:val="1"/>
-    <w:autoRedefine/>
-    <w:qFormat/>
-    <w:uiPriority w:val="0"/>
-    <w:pPr>
-      <w:spacing w:after="120"/>
-      <w:ind w:left="420" w:leftChars="200"/>
-    </w:pPr>
-  </w:style>
-  <w:style w:type="paragraph" w:styleId="8">
-    <w:name w:val="Body Text Indent 2"/>
-    <w:basedOn w:val="1"/>
-    <w:autoRedefine/>
-    <w:qFormat/>
-    <w:uiPriority w:val="0"/>
-    <w:pPr>
-      <w:ind w:firstLine="560" w:firstLineChars="200"/>
-    </w:pPr>
-    <w:rPr>
-      <w:kern w:val="0"/>
-      <w:sz w:val="28"/>
-      <w:szCs w:val="28"/>
-    </w:rPr>
-  </w:style>
-  <w:style w:type="paragraph" w:styleId="9">
-    <w:name w:val="Balloon Text"/>
-    <w:basedOn w:val="1"/>
-    <w:autoRedefine/>
-    <w:semiHidden/>
-    <w:qFormat/>
-    <w:uiPriority w:val="0"/>
-    <w:rPr>
-      <w:sz w:val="18"/>
-      <w:szCs w:val="18"/>
-    </w:rPr>
-  </w:style>
-  <w:style w:type="paragraph" w:styleId="10">
-    <w:name w:val="footer"/>
-    <w:autoRedefine/>
-    <w:qFormat/>
-    <w:uiPriority w:val="0"/>
-    <w:pPr>
-      <w:tabs>
-        <w:tab w:val="center" w:pos="4510"/>
-        <w:tab w:val="right" w:pos="9020"/>
-      </w:tabs>
-    </w:pPr>
-    <w:rPr>
-      <w:rFonts w:ascii="Arial" w:hAnsi="Arial" w:eastAsia="宋体" w:cs="Times New Roman"/>
-      <w:sz w:val="18"/>
-      <w:szCs w:val="18"/>
-      <w:lang w:val="en-US" w:eastAsia="zh-CN" w:bidi="ar-SA"/>
-    </w:rPr>
-  </w:style>
-  <w:style w:type="paragraph" w:styleId="11">
-    <w:name w:val="header"/>
-    <w:autoRedefine/>
-    <w:qFormat/>
-    <w:uiPriority w:val="0"/>
-    <w:pPr>
-      <w:tabs>
-        <w:tab w:val="center" w:pos="4153"/>
-        <w:tab w:val="right" w:pos="8306"/>
-      </w:tabs>
-      <w:snapToGrid w:val="0"/>
-      <w:jc w:val="both"/>
-    </w:pPr>
-    <w:rPr>
-      <w:rFonts w:ascii="Arial" w:hAnsi="Arial" w:eastAsia="宋体" w:cs="Times New Roman"/>
-      <w:sz w:val="18"/>
-      <w:szCs w:val="18"/>
-      <w:lang w:val="en-US" w:eastAsia="zh-CN" w:bidi="ar-SA"/>
-    </w:rPr>
-  </w:style>
-  <w:style w:type="paragraph" w:styleId="12">
-    <w:name w:val="Normal (Web)"/>
-    <w:basedOn w:val="1"/>
-    <w:autoRedefine/>
-    <w:qFormat/>
-    <w:uiPriority w:val="0"/>
-    <w:pPr>
-      <w:widowControl/>
-      <w:spacing w:before="100" w:beforeAutospacing="1" w:after="100" w:afterAutospacing="1"/>
-      <w:jc w:val="left"/>
-    </w:pPr>
-    <w:rPr>
-      <w:rFonts w:ascii="宋体" w:hAnsi="宋体" w:cs="宋体"/>
-      <w:kern w:val="0"/>
-      <w:sz w:val="24"/>
-      <w:szCs w:val="24"/>
-    </w:rPr>
-  </w:style>
-  <w:style w:type="paragraph" w:styleId="13">
-    <w:name w:val="annotation subject"/>
-    <w:basedOn w:val="5"/>
-    <w:next w:val="5"/>
-    <w:link w:val="33"/>
-    <w:autoRedefine/>
-    <w:qFormat/>
-    <w:uiPriority w:val="0"/>
-    <w:rPr>
-      <w:b/>
-      <w:bCs/>
-    </w:rPr>
-  </w:style>
-  <w:style w:type="character" w:styleId="16">
-    <w:name w:val="page number"/>
-    <w:basedOn w:val="15"/>
-    <w:autoRedefine/>
-    <w:qFormat/>
-    <w:uiPriority w:val="0"/>
-  </w:style>
-  <w:style w:type="character" w:styleId="17">
-    <w:name w:val="line number"/>
-    <w:basedOn w:val="15"/>
-    <w:autoRedefine/>
-    <w:qFormat/>
-    <w:uiPriority w:val="0"/>
-  </w:style>
-  <w:style w:type="character" w:styleId="18">
-    <w:name w:val="annotation reference"/>
-    <w:autoRedefine/>
-    <w:qFormat/>
-    <w:uiPriority w:val="0"/>
-    <w:rPr>
-      <w:sz w:val="21"/>
-      <w:szCs w:val="21"/>
-    </w:rPr>
-  </w:style>
-  <w:style w:type="paragraph" w:customStyle="1" w:styleId="19">
-    <w:name w:val="表格题注"/>
-    <w:next w:val="1"/>
-    <w:autoRedefine/>
-    <w:qFormat/>
-    <w:uiPriority w:val="0"/>
-    <w:pPr>
-      <w:keepLines/>
-      <w:numPr>
-        <w:ilvl w:val="8"/>
-        <w:numId w:val="2"/>
-      </w:numPr>
-      <w:spacing w:beforeLines="100"/>
-      <w:ind w:left="1089" w:hanging="369"/>
-      <w:jc w:val="center"/>
-    </w:pPr>
-    <w:rPr>
-      <w:rFonts w:ascii="Arial" w:hAnsi="Arial" w:eastAsia="宋体" w:cs="Times New Roman"/>
-      <w:sz w:val="18"/>
-      <w:szCs w:val="18"/>
-      <w:lang w:val="en-US" w:eastAsia="zh-CN" w:bidi="ar-SA"/>
-    </w:rPr>
-  </w:style>
-  <w:style w:type="paragraph" w:customStyle="1" w:styleId="20">
-    <w:name w:val="表格文本"/>
-    <w:autoRedefine/>
-    <w:qFormat/>
-    <w:uiPriority w:val="0"/>
-    <w:pPr>
-      <w:tabs>
-        <w:tab w:val="decimal" w:pos="0"/>
-      </w:tabs>
-    </w:pPr>
-    <w:rPr>
-      <w:rFonts w:ascii="Arial" w:hAnsi="Arial" w:eastAsia="宋体" w:cs="Times New Roman"/>
-      <w:sz w:val="21"/>
-      <w:szCs w:val="21"/>
-      <w:lang w:val="en-US" w:eastAsia="zh-CN" w:bidi="ar-SA"/>
-    </w:rPr>
-  </w:style>
-  <w:style w:type="paragraph" w:customStyle="1" w:styleId="21">
-    <w:name w:val="表头文本"/>
-    <w:autoRedefine/>
-    <w:qFormat/>
-    <w:uiPriority w:val="0"/>
-    <w:pPr>
-      <w:jc w:val="center"/>
-    </w:pPr>
-    <w:rPr>
-      <w:rFonts w:ascii="Arial" w:hAnsi="Arial" w:eastAsia="宋体" w:cs="Times New Roman"/>
-      <w:b/>
-      <w:sz w:val="21"/>
-      <w:szCs w:val="21"/>
-      <w:lang w:val="en-US" w:eastAsia="zh-CN" w:bidi="ar-SA"/>
-    </w:rPr>
-  </w:style>
-  <w:style w:type="paragraph" w:customStyle="1" w:styleId="22">
-    <w:name w:val="插图题注"/>
-    <w:next w:val="1"/>
-    <w:autoRedefine/>
-    <w:qFormat/>
-    <w:uiPriority w:val="0"/>
-    <w:pPr>
-      <w:numPr>
-        <w:ilvl w:val="7"/>
-        <w:numId w:val="2"/>
-      </w:numPr>
-      <w:spacing w:afterLines="100"/>
-      <w:ind w:left="1089" w:hanging="369"/>
-      <w:jc w:val="center"/>
-    </w:pPr>
-    <w:rPr>
-      <w:rFonts w:ascii="Arial" w:hAnsi="Arial" w:eastAsia="宋体" w:cs="Times New Roman"/>
-      <w:sz w:val="18"/>
-      <w:szCs w:val="18"/>
-      <w:lang w:val="en-US" w:eastAsia="zh-CN" w:bidi="ar-SA"/>
-    </w:rPr>
-  </w:style>
-  <w:style w:type="paragraph" w:customStyle="1" w:styleId="23">
-    <w:name w:val="图样式"/>
-    <w:basedOn w:val="1"/>
-    <w:autoRedefine/>
-    <w:qFormat/>
-    <w:uiPriority w:val="0"/>
-    <w:pPr>
-      <w:keepNext/>
-      <w:widowControl/>
-      <w:spacing w:before="80" w:after="80"/>
-      <w:jc w:val="center"/>
-    </w:pPr>
-  </w:style>
-  <w:style w:type="paragraph" w:customStyle="1" w:styleId="24">
-    <w:name w:val="文档标题"/>
-    <w:basedOn w:val="1"/>
-    <w:autoRedefine/>
-    <w:qFormat/>
-    <w:uiPriority w:val="0"/>
-    <w:pPr>
-      <w:tabs>
-        <w:tab w:val="left" w:pos="0"/>
-      </w:tabs>
-      <w:spacing w:before="300" w:after="300"/>
-      <w:jc w:val="center"/>
-    </w:pPr>
-    <w:rPr>
-      <w:rFonts w:ascii="Arial" w:hAnsi="Arial" w:eastAsia="黑体"/>
-      <w:sz w:val="36"/>
-      <w:szCs w:val="36"/>
-    </w:rPr>
-  </w:style>
-  <w:style w:type="paragraph" w:customStyle="1" w:styleId="25">
-    <w:name w:val="注示头"/>
-    <w:basedOn w:val="1"/>
-    <w:autoRedefine/>
-    <w:qFormat/>
-    <w:uiPriority w:val="0"/>
-    <w:pPr>
-      <w:pBdr>
-        <w:top w:val="single" w:color="000000" w:sz="4" w:space="1"/>
-      </w:pBdr>
-    </w:pPr>
-    <w:rPr>
-      <w:rFonts w:ascii="Arial" w:hAnsi="Arial" w:eastAsia="黑体"/>
-      <w:sz w:val="18"/>
-      <w:szCs w:val="21"/>
-    </w:rPr>
-  </w:style>
-  <w:style w:type="paragraph" w:customStyle="1" w:styleId="26">
-    <w:name w:val="注示文本"/>
-    <w:basedOn w:val="1"/>
-    <w:autoRedefine/>
-    <w:qFormat/>
-    <w:uiPriority w:val="0"/>
-    <w:pPr>
-      <w:pBdr>
-        <w:bottom w:val="single" w:color="000000" w:sz="4" w:space="1"/>
-      </w:pBdr>
-      <w:ind w:firstLine="360"/>
-    </w:pPr>
-    <w:rPr>
-      <w:rFonts w:ascii="Arial" w:hAnsi="Arial" w:eastAsia="楷体_GB2312"/>
-      <w:sz w:val="18"/>
-      <w:szCs w:val="18"/>
-    </w:rPr>
-  </w:style>
-  <w:style w:type="paragraph" w:customStyle="1" w:styleId="27">
-    <w:name w:val="编写建议"/>
-    <w:basedOn w:val="1"/>
-    <w:autoRedefine/>
-    <w:qFormat/>
-    <w:uiPriority w:val="0"/>
-    <w:pPr>
-      <w:ind w:firstLine="420"/>
-    </w:pPr>
-    <w:rPr>
-      <w:rFonts w:ascii="Arial" w:hAnsi="Arial" w:cs="Arial"/>
-      <w:i/>
-      <w:color w:val="0000FF"/>
-      <w:szCs w:val="21"/>
-    </w:rPr>
-  </w:style>
-  <w:style w:type="paragraph" w:customStyle="1" w:styleId="28">
-    <w:name w:val="封面表格文本"/>
-    <w:basedOn w:val="1"/>
-    <w:autoRedefine/>
-    <w:qFormat/>
-    <w:uiPriority w:val="0"/>
-    <w:pPr>
-      <w:autoSpaceDE w:val="0"/>
-      <w:autoSpaceDN w:val="0"/>
-      <w:adjustRightInd w:val="0"/>
-      <w:jc w:val="center"/>
-    </w:pPr>
-    <w:rPr>
-      <w:b/>
-      <w:kern w:val="0"/>
-      <w:sz w:val="24"/>
-    </w:rPr>
-  </w:style>
-  <w:style w:type="paragraph" w:customStyle="1" w:styleId="29">
-    <w:name w:val="缺省文本"/>
-    <w:basedOn w:val="1"/>
-    <w:autoRedefine/>
-    <w:qFormat/>
-    <w:uiPriority w:val="0"/>
-    <w:pPr>
-      <w:autoSpaceDE w:val="0"/>
-      <w:autoSpaceDN w:val="0"/>
-      <w:adjustRightInd w:val="0"/>
-      <w:spacing w:line="360" w:lineRule="auto"/>
-      <w:jc w:val="left"/>
-    </w:pPr>
-    <w:rPr>
-      <w:kern w:val="0"/>
-    </w:rPr>
-  </w:style>
-  <w:style w:type="paragraph" w:customStyle="1" w:styleId="30">
-    <w:name w:val="标题2"/>
-    <w:basedOn w:val="1"/>
-    <w:autoRedefine/>
-    <w:qFormat/>
-    <w:uiPriority w:val="0"/>
-    <w:pPr>
-      <w:autoSpaceDE w:val="0"/>
-      <w:autoSpaceDN w:val="0"/>
-      <w:adjustRightInd w:val="0"/>
-      <w:spacing w:line="360" w:lineRule="auto"/>
-      <w:jc w:val="left"/>
-    </w:pPr>
-    <w:rPr>
-      <w:rFonts w:ascii="宋体"/>
-      <w:kern w:val="0"/>
-      <w:sz w:val="24"/>
-    </w:rPr>
-  </w:style>
-  <w:style w:type="paragraph" w:customStyle="1" w:styleId="31">
-    <w:name w:val="正文1"/>
-    <w:basedOn w:val="7"/>
-    <w:autoRedefine/>
-    <w:qFormat/>
-    <w:uiPriority w:val="0"/>
-    <w:pPr>
-      <w:spacing w:line="360" w:lineRule="auto"/>
-      <w:ind w:firstLine="420" w:firstLineChars="200"/>
-    </w:pPr>
-    <w:rPr>
-      <w:rFonts w:cs="宋体"/>
-    </w:rPr>
-  </w:style>
-  <w:style w:type="character" w:customStyle="1" w:styleId="32">
-    <w:name w:val="批注文字 字符"/>
-    <w:link w:val="5"/>
-    <w:autoRedefine/>
-    <w:qFormat/>
-    <w:uiPriority w:val="0"/>
-    <w:rPr>
-      <w:kern w:val="2"/>
-      <w:sz w:val="21"/>
-    </w:rPr>
-  </w:style>
-  <w:style w:type="character" w:customStyle="1" w:styleId="33">
-    <w:name w:val="批注主题 字符"/>
-    <w:link w:val="13"/>
-    <w:autoRedefine/>
-    <w:qFormat/>
-    <w:uiPriority w:val="0"/>
-    <w:rPr>
-      <w:b/>
-      <w:bCs/>
-      <w:kern w:val="2"/>
-      <w:sz w:val="21"/>
-    </w:rPr>
-  </w:style>
-  <w:style w:type="paragraph" w:customStyle="1" w:styleId="34">
-    <w:name w:val="修订1"/>
-    <w:hidden/>
-    <w:unhideWhenUsed/>
-    <w:qFormat/>
-    <w:uiPriority w:val="99"/>
-    <w:rPr>
-      <w:rFonts w:ascii="Times New Roman" w:hAnsi="Times New Roman" w:eastAsia="宋体" w:cs="Times New Roman"/>
-      <w:kern w:val="2"/>
-      <w:sz w:val="21"/>
-      <w:lang w:val="en-US" w:eastAsia="zh-CN" w:bidi="ar-SA"/>
-    </w:rPr>
-  </w:style>
-  <w:style w:type="paragraph" w:customStyle="1" w:styleId="35">
-    <w:name w:val="Revision"/>
-    <w:hidden/>
-    <w:unhideWhenUsed/>
-    <w:qFormat/>
-    <w:uiPriority w:val="99"/>
-    <w:rPr>
-      <w:rFonts w:ascii="Times New Roman" w:hAnsi="Times New Roman" w:eastAsia="宋体" w:cs="Times New Roman"/>
-      <w:kern w:val="2"/>
-      <w:sz w:val="21"/>
-      <w:lang w:val="en-US" w:eastAsia="zh-CN" w:bidi="ar-SA"/>
-    </w:rPr>
-  </w:style>
-</w:styles>
-</file>
-
-<file path=word/theme/theme1.xml><?xml version="1.0" encoding="utf-8"?>
-<a:theme xmlns:a="http://schemas.openxmlformats.org/drawingml/2006/main" name="Office 主题">
-  <a:themeElements>
-    <a:clrScheme name="Office">
-      <a:dk1>
-        <a:sysClr val="windowText" lastClr="000000"/>
-      </a:dk1>
-      <a:lt1>
-        <a:sysClr val="window" lastClr="FFFFFF"/>
-      </a:lt1>
-      <a:dk2>
-        <a:srgbClr val="44546A"/>
-      </a:dk2>
-      <a:lt2>
-        <a:srgbClr val="E7E6E6"/>
-      </a:lt2>
-      <a:accent1>
-        <a:srgbClr val="5B9BD5"/>
-      </a:accent1>
-      <a:accent2>
-        <a:srgbClr val="ED7D31"/>
-      </a:accent2>
-      <a:accent3>
-        <a:srgbClr val="A5A5A5"/>
-      </a:accent3>
-      <a:accent4>
-        <a:srgbClr val="FFC000"/>
-      </a:accent4>
-      <a:accent5>
-        <a:srgbClr val="4472C4"/>
-      </a:accent5>
-      <a:accent6>
-        <a:srgbClr val="70AD47"/>
-      </a:accent6>
-      <a:hlink>
-        <a:srgbClr val="0563C1"/>
-      </a:hlink>
-      <a:folHlink>
-        <a:srgbClr val="954F72"/>
-      </a:folHlink>
-    </a:clrScheme>
-    <a:fontScheme name="Office">
-      <a:majorFont>
-        <a:latin typeface="Calibri Light"/>
-        <a:ea typeface=""/>
-        <a:cs typeface=""/>
-        <a:font script="Jpan" typeface="ＭＳ ゴシック"/>
-        <a:font script="Hang" typeface="맑은 고딕"/>
-        <a:font script="Hans" typeface="宋体"/>
-        <a:font script="Hant" typeface="新細明體"/>
-        <a:font script="Arab" typeface="Times New Roman"/>
-        <a:font script="Hebr" typeface="Times New Roman"/>
-        <a:font script="Thai" typeface="Angsana New"/>
-        <a:font script="Ethi" typeface="Nyala"/>
-        <a:font script="Beng" typeface="Vrinda"/>
-        <a:font script="Gujr" typeface="Shruti"/>
-        <a:font script="Khmr" typeface="MoolBoran"/>
-        <a:font script="Knda" typeface="Tunga"/>
-        <a:font script="Guru" typeface="Raavi"/>
-        <a:font script="Cans" typeface="Euphemia"/>
-        <a:font script="Cher" typeface="Plantagenet Cherokee"/>
-        <a:font script="Yiii" typeface="Microsoft Yi Baiti"/>
-        <a:font script="Tibt" typeface="Microsoft Himalaya"/>
-        <a:font script="Thaa" typeface="MV Boli"/>
-        <a:font script="Deva" typeface="Mangal"/>
-        <a:font script="Telu" typeface="Gautami"/>
-        <a:font script="Taml" typeface="Latha"/>
-        <a:font script="Syrc" typeface="Estrangelo Edessa"/>
-        <a:font script="Orya" typeface="Kalinga"/>
-        <a:font script="Mlym" typeface="Kartika"/>
-        <a:font script="Laoo" typeface="DokChampa"/>
-        <a:font script="Sinh" typeface="Iskoola Pota"/>
-        <a:font script="Mong" typeface="Mongolian Baiti"/>
-        <a:font script="Viet" typeface="Times New Roman"/>
-        <a:font script="Uigh" typeface="Microsoft Uighur"/>
-        <a:font script="Geor" typeface="Sylfaen"/>
-      </a:majorFont>
-      <a:minorFont>
-        <a:latin typeface="Calibri"/>
-        <a:ea typeface=""/>
-        <a:cs typeface=""/>
-        <a:font script="Jpan" typeface="ＭＳ 明朝"/>
-        <a:font script="Hang" typeface="맑은 고딕"/>
-        <a:font script="Hans" typeface="宋体"/>
-        <a:font script="Hant" typeface="新細明體"/>
-        <a:font script="Arab" typeface="Arial"/>
-        <a:font script="Hebr" typeface="Arial"/>
-        <a:font script="Thai" typeface="Cordia New"/>
-        <a:font script="Ethi" typeface="Nyala"/>
-        <a:font script="Beng" typeface="Vrinda"/>
-        <a:font script="Gujr" typeface="Shruti"/>
-        <a:font script="Khmr" typeface="DaunPenh"/>
-        <a:font script="Knda" typeface="Tunga"/>
-        <a:font script="Guru" typeface="Raavi"/>
-        <a:font script="Cans" typeface="Euphemia"/>
-        <a:font script="Cher" typeface="Plantagenet Cherokee"/>
-        <a:font script="Yiii" typeface="Microsoft Yi Baiti"/>
-        <a:font script="Tibt" typeface="Microsoft Himalaya"/>
-        <a:font script="Thaa" typeface="MV Boli"/>
-        <a:font script="Deva" typeface="Mangal"/>
-        <a:font script="Telu" typeface="Gautami"/>
-        <a:font script="Taml" typeface="Latha"/>
-        <a:font script="Syrc" typeface="Estrangelo Edessa"/>
-        <a:font script="Orya" typeface="Kalinga"/>
-        <a:font script="Mlym" typeface="Kartika"/>
-        <a:font script="Laoo" typeface="DokChampa"/>
-        <a:font script="Sinh" typeface="Iskoola Pota"/>
-        <a:font script="Mong" typeface="Mongolian Baiti"/>
-        <a:font script="Viet" typeface="Arial"/>
-        <a:font script="Uigh" typeface="Microsoft Uighur"/>
-        <a:font script="Geor" typeface="Sylfaen"/>
-      </a:minorFont>
-    </a:fontScheme>
-    <a:fmtScheme name="Office">
-      <a:fillStyleLst>
-        <a:solidFill>
-          <a:schemeClr val="phClr"/>
-        </a:solidFill>
-        <a:gradFill rotWithShape="1">
-          <a:gsLst>
-            <a:gs pos="0">
-              <a:schemeClr val="phClr">
-                <a:lumMod val="110000"/>
-                <a:satMod val="105000"/>
-                <a:tint val="67000"/>
-              </a:schemeClr>
-            </a:gs>
-            <a:gs pos="50000">
-              <a:schemeClr val="phClr">
-                <a:lumMod val="105000"/>
-                <a:satMod val="103000"/>
-                <a:tint val="73000"/>
-              </a:schemeClr>
-            </a:gs>
-            <a:gs pos="100000">
-              <a:schemeClr val="phClr">
-                <a:lumMod val="105000"/>
-                <a:satMod val="109000"/>
-                <a:tint val="81000"/>
-              </a:schemeClr>
-            </a:gs>
-          </a:gsLst>
-          <a:lin ang="5400000" scaled="0"/>
-        </a:gradFill>
-        <a:gradFill rotWithShape="1">
-          <a:gsLst>
-            <a:gs pos="0">
-              <a:schemeClr val="phClr">
-                <a:satMod val="103000"/>
-                <a:lumMod val="102000"/>
-                <a:tint val="94000"/>
-              </a:schemeClr>
-            </a:gs>
-            <a:gs pos="50000">
-              <a:schemeClr val="phClr">
-                <a:satMod val="110000"/>
-                <a:lumMod val="100000"/>
-                <a:shade val="100000"/>
-              </a:schemeClr>
-            </a:gs>
-            <a:gs pos="100000">
-              <a:schemeClr val="phClr">
-                <a:lumMod val="99000"/>
-                <a:satMod val="120000"/>
-                <a:shade val="78000"/>
-              </a:schemeClr>
-            </a:gs>
-          </a:gsLst>
-          <a:lin ang="5400000" scaled="0"/>
-        </a:gradFill>
-      </a:fillStyleLst>
-      <a:lnStyleLst>
-        <a:ln w="6350" cap="flat" cmpd="sng" algn="ctr">
-          <a:solidFill>
-            <a:schemeClr val="phClr"/>
-          </a:solidFill>
-          <a:prstDash val="solid"/>
-          <a:miter lim="800000"/>
-        </a:ln>
-        <a:ln w="12700" cap="flat" cmpd="sng" algn="ctr">
-          <a:solidFill>
-            <a:schemeClr val="phClr"/>
-          </a:solidFill>
-          <a:prstDash val="solid"/>
-          <a:miter lim="800000"/>
-        </a:ln>
-        <a:ln w="19050" cap="flat" cmpd="sng" algn="ctr">
-          <a:solidFill>
-            <a:schemeClr val="phClr"/>
-          </a:solidFill>
-          <a:prstDash val="solid"/>
-          <a:miter lim="800000"/>
-        </a:ln>
-      </a:lnStyleLst>
-      <a:effectStyleLst>
-        <a:effectStyle>
-          <a:effectLst/>
-        </a:effectStyle>
-        <a:effectStyle>
-          <a:effectLst/>
-        </a:effectStyle>
-        <a:effectStyle>
-          <a:effectLst>
-            <a:outerShdw blurRad="57150" dist="19050" dir="5400000" algn="ctr" rotWithShape="0">
-              <a:srgbClr val="000000">
-                <a:alpha val="63000"/>
-              </a:srgbClr>
-            </a:outerShdw>
-          </a:effectLst>
-        </a:effectStyle>
-      </a:effectStyleLst>
-      <a:bgFillStyleLst>
-        <a:solidFill>
-          <a:schemeClr val="phClr"/>
-        </a:solidFill>
-        <a:solidFill>
-          <a:schemeClr val="phClr">
-            <a:tint val="95000"/>
-            <a:satMod val="170000"/>
-          </a:schemeClr>
-        </a:solidFill>
-        <a:gradFill rotWithShape="1">
-          <a:gsLst>
-            <a:gs pos="0">
-              <a:schemeClr val="phClr">
-                <a:tint val="93000"/>
-                <a:satMod val="150000"/>
-                <a:shade val="98000"/>
-                <a:lumMod val="102000"/>
-              </a:schemeClr>
-            </a:gs>
-            <a:gs pos="50000">
-              <a:schemeClr val="phClr">
-                <a:tint val="98000"/>
-                <a:satMod val="130000"/>
-                <a:shade val="90000"/>
-                <a:lumMod val="103000"/>
-              </a:schemeClr>
-            </a:gs>
-            <a:gs pos="100000">
-              <a:schemeClr val="phClr">
-                <a:shade val="63000"/>
-                <a:satMod val="120000"/>
-              </a:schemeClr>
-            </a:gs>
-          </a:gsLst>
-          <a:lin ang="5400000" scaled="0"/>
-        </a:gradFill>
-      </a:bgFillStyleLst>
-    </a:fmtScheme>
-  </a:themeElements>
-  <a:objectDefaults/>
-</a:theme>
 </file>